--- a/Arquitectura de Sistemas Computacionales/Kit docente/Clase 10/Guion Docente Clase 10 - Costos y sostenibilidad cloud.docx
+++ b/Arquitectura de Sistemas Computacionales/Kit docente/Clase 10/Guion Docente Clase 10 - Costos y sostenibilidad cloud.docx
@@ -248,7 +248,7 @@
           <w:color w:val="1A1C1D"/>
           <w:sz w:val="32"/>
         </w:rPr>
-        <w:t>Clase autonoma: de gasto de capital a gasto operativo medido - diapositiva 7</w:t>
+        <w:t>Apoyo por diapositiva</w:t>
       </w:r>
     </w:p>
     <w:p>
@@ -258,178 +258,304 @@
           <w:color w:val="4A4A49"/>
           <w:sz w:val="22"/>
         </w:rPr>
-        <w:t>Esta clase es autonoma por festivo: no hay encuentro sincronico y este fundamento se publica tal cual como material de lectura, asi que debe sostener por si solo la comprension del tema. Conviene empezar por la economia, porque sin ella el tema suena a contabilidad. En un centro de datos propio el gasto es de capital: se compra un servidor, se paga por adelantado, se amortiza en tres o cinco anos, y desde ese momento dejarlo encendido una hora mas no aparece en ninguna factura visible. En la nube el gasto es operativo y medido: se paga por segundo de computo, por gigabyte almacenado al mes, por gigabyte que sale hacia internet y por peticion atendida. El cambio no es contable sino arquitectonico. Cuando cada recurso tiene precio unitario, casi cualquier decision de diseno se convierte en una cifra mensual y el arquitecto pasa a ser corresponsable del gasto. Esa es la razon por la que este tema vive en un curso de arquitectura y no en uno de administracion.</w:t>
+        <w:t xml:space="preserve">Todo lo que hay que decir </w:t>
       </w:r>
-    </w:p>
-    <w:p>
-      <w:pPr>
-        <w:spacing w:before="200" w:after="60"/>
-      </w:pPr>
       <w:r>
         <w:rPr>
           <w:b/>
-          <w:color w:val="1A1C1D"/>
-          <w:sz w:val="32"/>
+          <w:color w:val="4A4A49"/>
+          <w:sz w:val="22"/>
         </w:rPr>
-        <w:t>CloudLite no tiene factura real, y por que igual se estima - diapositiva 4</w:t>
+        <w:t>esta proyectado</w:t>
       </w:r>
-    </w:p>
-    <w:p>
       <w:r>
         <w:rPr>
           <w:b w:val="0"/>
           <w:color w:val="4A4A49"/>
           <w:sz w:val="22"/>
         </w:rPr>
-        <w:t>CloudLite App no tiene facturacion real y no la va a tener: el curso prohibe cuentas cloud de pago y tarjetas de credito, y todo se trabaja con draw.io, Excalidraw, Killercoda y el free tier de GitHub Actions. Eso no impide el analisis de costo, solo cambia la escala de medida. En vez de pesos se usa una escala ordinal de tres niveles, Bajo, Medio y Alto, asignada componente por componente. Una escala ordinal ordena pero no mide distancias: decir que la base de datos es Alto y el frontend estatico es Bajo afirma que uno cuesta mas que el otro, no cuantas veces mas. Alcanza de sobra para el objetivo real, que es identificar el driver de costo de cada componente. Un driver de costo es la variable concreta que, si crece, hace crecer la factura de ese componente; no es "el uso" en abstracto sino algo contable: instancias encendidas, horas encendidas, gigabytes almacenados, gigabytes de trafico de salida, numero de peticiones, gigabytes de logs ingeridos. Un componente al que el estudiante no le sabe poner driver es un componente que todavia no entiende.</w:t>
+        <w:t>. Esta seccion dice que subrayar en cada lamina, no repite su contenido.</w:t>
       </w:r>
     </w:p>
     <w:p>
-      <w:pPr>
-        <w:spacing w:before="200" w:after="60"/>
-      </w:pPr>
       <w:r>
         <w:rPr>
           <w:b/>
-          <w:color w:val="1A1C1D"/>
-          <w:sz w:val="32"/>
+          <w:color w:val="4A4A49"/>
+          <w:sz w:val="22"/>
         </w:rPr>
-        <w:t>Ordenes de magnitud que el docente debe poder citar - diapositiva 4</w:t>
+        <w:t>[Slide 6] Clase autonoma: de gasto de capital a gasto operativo medido</w:t>
       </w:r>
-    </w:p>
-    <w:p>
       <w:r>
         <w:rPr>
           <w:b w:val="0"/>
           <w:color w:val="4A4A49"/>
           <w:sz w:val="22"/>
         </w:rPr>
-        <w:t>El docente debe poder citar ordenes de magnitud, y conviene decir en voz alta que son convenciones aproximadas de precios de lista y no reglas duras: las cifras cambian por proveedor, region y ano, pero las proporciones se mantienen estables. Una instancia pequena de 2 vCPU y 4 GB encendida todo el mes cuesta del orden de 25 a 40 dolares. El almacenamiento de objetos cuesta del orden de 0.02 a 0.03 dolares por gigabyte al mes, es decir casi nada. El trafico de salida hacia internet, llamado egress, cuesta del orden de 0.08 a 0.12 dolares por gigabyte: unas cuatro veces mas caro por gigabyte que guardarlo un mes entero. Una base de datos gestionada cuesta entre dos y tres veces la maquina desnuda equivalente, porque incluye respaldos, parches y conmutacion por falla. Un balanceador de carga cobra una tarifa fija de 18 a 25 dolares al mes incluso con cero trafico. Una funcion serverless suele traer free tier de alrededor de un millon de invocaciones mensuales, asi que un componente poco usado cuesta cero de verdad. La leccion durable son tres proporciones: guardar es barato, mover datos hacia afuera es caro, y estar prendido sin hacer nada tambien cuesta.</w:t>
+        <w:t xml:space="preserve"> — 6 vinetas.</w:t>
       </w:r>
     </w:p>
     <w:p>
       <w:pPr>
-        <w:spacing w:before="200" w:after="60"/>
+        <w:pStyle w:val="ListBullet2"/>
       </w:pPr>
-      <w:r>
-        <w:rPr>
-          <w:b/>
-          <w:color w:val="1A1C1D"/>
-          <w:sz w:val="32"/>
-        </w:rPr>
-        <w:t>Primer ejemplo: la tabla del entregable, componente por componente - diapositiva 4</w:t>
-      </w:r>
-    </w:p>
-    <w:p>
       <w:r>
         <w:rPr>
           <w:b w:val="0"/>
           <w:color w:val="4A4A49"/>
           <w:sz w:val="22"/>
         </w:rPr>
-        <w:t>El primer ejemplo anclado en CloudLite es la tabla del entregable, y el docente deberia recorrerla componente por componente. El contenedor de la API queda en Medio, con driver instancias por horas encendidas. La base de datos queda en Alto con un argumento preciso: paga computo las 24 horas de los 30 dias aunque nadie consulte, mas almacenamiento que nunca baja, mas respaldos. El frontend estatico queda en Bajo porque es almacenamiento mas trafico y no tiene computo propio. Las notificaciones quedan en Bajo si se modelan como funcion serverless de volumen pequeno, y pasan a Medio si se implementan como un worker encendido de forma permanente: el mismo requisito con dos disenos y dos costos, que es exactamente el razonamiento que se evalua. Y hay un componente que sorprende, el monitoreo de la Clase 8: un sistema que registra cada peticion con detalle puede generar mas gigabytes de logs que de datos de negocio, y la ingesta de logs se cobra por gigabyte; existen casos reales de equipos cuya observabilidad costaba mas que la aplicacion observada.</w:t>
+        <w:t>Conviene empezar por la economia, porque sin ella el tema suena a contabilidad.</w:t>
       </w:r>
     </w:p>
     <w:p>
-      <w:pPr>
-        <w:spacing w:before="200" w:after="60"/>
-      </w:pPr>
       <w:r>
         <w:rPr>
           <w:b/>
-          <w:color w:val="1A1C1D"/>
-          <w:sz w:val="32"/>
+          <w:color w:val="4A4A49"/>
+          <w:sz w:val="22"/>
         </w:rPr>
-        <w:t>Segundo ejemplo: por que el driver importa mas que el nivel - diapositiva 4</w:t>
+        <w:t>[Slide 7] CloudLite no tiene factura real, y por que igual se estima</w:t>
       </w:r>
-    </w:p>
-    <w:p>
       <w:r>
         <w:rPr>
           <w:b w:val="0"/>
           <w:color w:val="4A4A49"/>
           <w:sz w:val="22"/>
         </w:rPr>
-        <w:t>El segundo ejemplo muestra por que el driver importa mas que el nivel. Suponga que CloudLite permite subir comprobantes en PDF o imagenes y que en un semestre acumula 5000 archivos de 2 MB, o sea 10 GB. Guardarlos cuesta unos 0.25 dolares al mes, despreciable. Pero si cada archivo se descarga en promedio 20 veces, el sistema mueve 200 GB de egress al mes, que a 0.09 dolares por gigabyte son unos 18 dolares: setenta veces mas que el almacenamiento. La conclusion es contraintuitiva y por eso vale en clase: el driver del componente "almacenamiento de archivos" no es el almacenamiento, es el trafico, y la mitigacion no es contable sino arquitectonica, poner una cache o una red de distribucion de contenido delante para que el mismo archivo no salga del origen veinte veces. Esto tambien desarma la intuicion mas comun del estudiante, que si nadie usa el sistema el sistema no cuesta. Hay dos familias de recursos: los que cobran por uso y los que cobran por existir. La base de datos gestionada, el balanceador, las IP reservadas, los volumenes huerfanos y las instantaneas viejas son de la segunda y facturan aunque el ultimo usuario se haya ido hace meses.</w:t>
+        <w:t xml:space="preserve"> — 8 vinetas.</w:t>
       </w:r>
     </w:p>
     <w:p>
-      <w:pPr>
-        <w:spacing w:before="200" w:after="60"/>
-      </w:pPr>
       <w:r>
         <w:rPr>
           <w:b/>
-          <w:color w:val="1A1C1D"/>
-          <w:sz w:val="32"/>
+          <w:color w:val="4A4A49"/>
+          <w:sz w:val="22"/>
         </w:rPr>
-        <w:t>Right-sizing: tres acciones ancladas en observacion - diapositiva 4</w:t>
+        <w:t>[Slide 8] Ordenes de magnitud que el docente debe poder citar</w:t>
       </w:r>
-    </w:p>
-    <w:p>
       <w:r>
         <w:rPr>
           <w:b w:val="0"/>
           <w:color w:val="4A4A49"/>
           <w:sz w:val="22"/>
         </w:rPr>
-        <w:t>De ahi sale el segundo bloque del entregable: tres acciones de right-sizing. Right-sizing es ajustar la capacidad aprovisionada a la demanda observada, y la palabra clave es observada: sin medicion es adivinanza, y la medicion viene de las senales doradas de la Clase 8, en particular la saturacion. La metrica que lo gobierna es la utilizacion, el porcentaje de la capacidad pagada que efectivamente se usa; una maquina al 5 por ciento de CPU durante un mes desperdicia el 95 por ciento de lo pagado. La convencion de industria, que es convencion y no regla, apunta a una utilizacion sostenida entre el 40 y el 70 por ciento: por debajo hay sobreaprovisionamiento y por encima no queda holgura para picos. La primera accion tipica es reducir tamano o numero de replicas hasta acercarse a ese rango. La segunda es apagar por horario lo que no es produccion: un ambiente encendido las 24 horas los siete dias consume 168 horas semanales, y encendido solo de 8 a 6 en dias habiles consume 50, un ahorro cercano al 70 por ciento sin tocar codigo. La tercera es adelgazar el artefacto, que amarra con la Clase 3: una imagen basada en python:3.12 pesa del orden de 1 GB, la variante slim unos 150 MB y una construida sobre alpine puede bajar a decenas de megabytes; eso es menos registro, menos transferencia en cada despliegue y menos tiempo de arranque, dato que reaparece en la Clase 13. Igual de validos son fijar retencion de logs a 30 dias en vez de para siempre y borrar volumenes e instantaneas sin dueno.</w:t>
+        <w:t xml:space="preserve"> — 7 vinetas.</w:t>
       </w:r>
     </w:p>
     <w:p>
       <w:pPr>
-        <w:spacing w:before="200" w:after="60"/>
+        <w:pStyle w:val="ListBullet2"/>
       </w:pPr>
-      <w:r>
-        <w:rPr>
-          <w:b/>
-          <w:color w:val="1A1C1D"/>
-          <w:sz w:val="32"/>
-        </w:rPr>
-        <w:t>Sostenibilidad tecnica antes que ambiental - diapositiva 5</w:t>
-      </w:r>
-    </w:p>
-    <w:p>
       <w:r>
         <w:rPr>
           <w:b w:val="0"/>
           <w:color w:val="4A4A49"/>
           <w:sz w:val="22"/>
         </w:rPr>
-        <w:t>La sostenibilidad en este curso es tecnica antes que ambiental, y conviene decirlo asi para no caer en discurso vacio. La energia que consume un servidor depende sobre todo de la capacidad encendida, no de la usada: una maquina al 5 por ciento no consume el 5 por ciento de la energia, consume mucho mas, porque el consumo en reposo de un servidor moderno ronda la mitad del consumo a plena carga. Por eso las mismas tres acciones sirven a la vez para la factura y para la huella. Hay ademas una decision de arquitectura con efecto directo: la intensidad de carbono de la electricidad varia fuerte entre regiones, asi que elegir region no es solo latencia y cumplimiento normativo. Y hay una tercera cara que el estudiante ignora: el costo humano de mantener el diseno. Una arquitectura de ocho servicios que un equipo de tres personas no puede operar es insostenible aunque la infraestructura sea gratis.</w:t>
+        <w:t>El docente debe poder citar ordenes de magnitud, y conviene decir en voz alta que son convenciones aproximadas de precios de lista y no reglas duras: las cifras cambian por proveedor, region y ano, pero las proporciones se mantienen estables.</w:t>
       </w:r>
     </w:p>
     <w:p>
-      <w:pPr>
-        <w:spacing w:before="200" w:after="60"/>
-      </w:pPr>
       <w:r>
         <w:rPr>
           <w:b/>
-          <w:color w:val="1A1C1D"/>
-          <w:sz w:val="32"/>
+          <w:color w:val="4A4A49"/>
+          <w:sz w:val="22"/>
         </w:rPr>
-        <w:t>Preguntas frecuentes y cierre conceptual (de la diapositiva 4 a la diapositiva 5)</w:t>
+        <w:t>[Slide 9] Primer ejemplo: la tabla del entregable, componente por componente</w:t>
       </w:r>
-    </w:p>
-    <w:p>
       <w:r>
         <w:rPr>
           <w:b w:val="0"/>
           <w:color w:val="4A4A49"/>
           <w:sz w:val="22"/>
         </w:rPr>
-        <w:t>Tres preguntas aparecen siempre. La primera es si tiene sentido estimar costos cuando nadie va a pagar nada; la respuesta es que la estimacion no cambia la factura, cambia el diseno, y que en un trabajo real la segunda pregunta despues de "funciona" es "cuanto cuesta al mes". Ademas el costo es un atributo de calidad como la latencia, de los enumerados en la Clase 1, y compite con los demas: el objetivo de p95 que se definira en la Clase 12 casi siempre se compra con dinero. La segunda es si entonces lo mas barato es siempre lo mejor, y la respuesta es no, porque lo mas barato suele mover el costo hacia la operacion humana; el concepto a nombrar es costo total de propiedad, que suma infraestructura mas operacion mas incidentes mas migraciones, y bajo esa lente una base de datos autoadministrada en una maquina desnuda es mas barata al mes y mas cara al ano cuando alguien debe parcharla, respaldarla y atender su caida a las tres de la manana. La tercera es como asignar los niveles sin factura: se asignan comparando componentes entre si con el driver como argumento y escribiendo el supuesto; "Alto porque es computo 24/7 mas almacenamiento acumulativo mas respaldos" es defendible, "Alto porque suena caro" no. Conviene advertir que en la Clase 11 la auditoria exigira que los componentes de esta tabla se llamen igual que los contenedores del C4 de la Clase 4 y las piezas del despliegue de la Clase 7, y que en la Clase 13 el limite maximo del autoescalado sera el techo de costo que se decide hoy.</w:t>
+        <w:t xml:space="preserve"> — 7 vinetas.</w:t>
       </w:r>
     </w:p>
     <w:p>
+      <w:pPr>
+        <w:pStyle w:val="ListBullet2"/>
+      </w:pPr>
       <w:r>
         <w:rPr>
           <w:b w:val="0"/>
           <w:color w:val="4A4A49"/>
           <w:sz w:val="22"/>
         </w:rPr>
-        <w:t>Error tipico del docente que no domina el tema: tratar el costo como asunto "de negocio, no tecnico" y despacharlo en cinco minutos. Las decisiones que mas mueven la factura son decisiones de arquitectura, tomadas por quien dibuja el diagrama: gestionado o autoadministrado, con cache o sin cache, sincronico o con cola, replicas fijas o autoescalado. Si esta clase se salta, la consecuencia aparece dos clases despues: en la Clase 13 los estudiantes escriben politicas de autoescalado sin limite superior, en la Clase 15 defienden arquitecturas que nadie podria pagar y en el Parcial 3 responden la pregunta de drivers con generalidades sobre "optimizar recursos". El segundo error es el opuesto e igual de danino: exigir cifras exactas en dolares. Con eso la clase se vuelve una caceria de calculadoras de precios, el estudiante copia numeros que no entiende y las acciones de right-sizing quedan cosmeticas. El criterio de aprobacion no es la precision del numero sino que cada componente tenga driver nombrado y que cada accion sea verificable: "reducir a una replica el worker de notificaciones y usar imagen slim" se puede revisar, "optimizar el codigo" no.</w:t>
+        <w:t>El primer ejemplo anclado en CloudLite es la tabla del entregable, y el docente deberia recorrerla componente por componente.</w:t>
+      </w:r>
+    </w:p>
+    <w:p>
+      <w:r>
+        <w:rPr>
+          <w:b/>
+          <w:color w:val="4A4A49"/>
+          <w:sz w:val="22"/>
+        </w:rPr>
+        <w:t>[Slide 10] Segundo ejemplo: por que el driver importa mas que el nivel (1/2)</w:t>
+      </w:r>
+      <w:r>
+        <w:rPr>
+          <w:b w:val="0"/>
+          <w:color w:val="4A4A49"/>
+          <w:sz w:val="22"/>
+        </w:rPr>
+        <w:t xml:space="preserve"> — 5 vinetas.</w:t>
+      </w:r>
+    </w:p>
+    <w:p>
+      <w:r>
+        <w:rPr>
+          <w:b/>
+          <w:color w:val="4A4A49"/>
+          <w:sz w:val="22"/>
+        </w:rPr>
+        <w:t>[Slide 11] Segundo ejemplo: por que el driver importa mas que el nivel (2/2)</w:t>
+      </w:r>
+      <w:r>
+        <w:rPr>
+          <w:b w:val="0"/>
+          <w:color w:val="4A4A49"/>
+          <w:sz w:val="22"/>
+        </w:rPr>
+        <w:t xml:space="preserve"> — 4 vinetas.</w:t>
+      </w:r>
+    </w:p>
+    <w:p>
+      <w:r>
+        <w:rPr>
+          <w:b/>
+          <w:color w:val="4A4A49"/>
+          <w:sz w:val="22"/>
+        </w:rPr>
+        <w:t>[Slide 12] Right-sizing: tres acciones ancladas en observacion (1/2)</w:t>
+      </w:r>
+      <w:r>
+        <w:rPr>
+          <w:b w:val="0"/>
+          <w:color w:val="4A4A49"/>
+          <w:sz w:val="22"/>
+        </w:rPr>
+        <w:t xml:space="preserve"> — 5 vinetas.</w:t>
+      </w:r>
+    </w:p>
+    <w:p>
+      <w:r>
+        <w:rPr>
+          <w:b/>
+          <w:color w:val="4A4A49"/>
+          <w:sz w:val="22"/>
+        </w:rPr>
+        <w:t>[Slide 13] Right-sizing: tres acciones ancladas en observacion (2/2)</w:t>
+      </w:r>
+      <w:r>
+        <w:rPr>
+          <w:b w:val="0"/>
+          <w:color w:val="4A4A49"/>
+          <w:sz w:val="22"/>
+        </w:rPr>
+        <w:t xml:space="preserve"> — 4 vinetas.</w:t>
+      </w:r>
+    </w:p>
+    <w:p>
+      <w:r>
+        <w:rPr>
+          <w:b/>
+          <w:color w:val="4A4A49"/>
+          <w:sz w:val="22"/>
+        </w:rPr>
+        <w:t>[Slide 14] Sostenibilidad tecnica antes que ambiental</w:t>
+      </w:r>
+      <w:r>
+        <w:rPr>
+          <w:b w:val="0"/>
+          <w:color w:val="4A4A49"/>
+          <w:sz w:val="22"/>
+        </w:rPr>
+        <w:t xml:space="preserve"> — 7 vinetas.</w:t>
+      </w:r>
+    </w:p>
+    <w:p>
+      <w:r>
+        <w:rPr>
+          <w:b/>
+          <w:color w:val="4A4A49"/>
+          <w:sz w:val="22"/>
+        </w:rPr>
+        <w:t>[Slide 15] Preguntas frecuentes y cierre conceptual () (1/3)</w:t>
+      </w:r>
+      <w:r>
+        <w:rPr>
+          <w:b w:val="0"/>
+          <w:color w:val="4A4A49"/>
+          <w:sz w:val="22"/>
+        </w:rPr>
+        <w:t xml:space="preserve"> — 5 vinetas.</w:t>
+      </w:r>
+    </w:p>
+    <w:p>
+      <w:pPr>
+        <w:pStyle w:val="ListBullet2"/>
+      </w:pPr>
+      <w:r>
+        <w:rPr>
+          <w:b w:val="0"/>
+          <w:color w:val="4A4A49"/>
+          <w:sz w:val="22"/>
+        </w:rPr>
+        <w:t>Tres preguntas aparecen siempre.</w:t>
+      </w:r>
+    </w:p>
+    <w:p>
+      <w:pPr>
+        <w:pStyle w:val="ListBullet2"/>
+      </w:pPr>
+      <w:r>
+        <w:rPr>
+          <w:b w:val="0"/>
+          <w:color w:val="4A4A49"/>
+          <w:sz w:val="22"/>
+        </w:rPr>
+        <w:t>Conviene advertir que en la Clase 11 la auditoria exigira que los componentes de esta tabla se llamen igual que los contenedores del C4 de la Clase 4 y las piezas del despliegue de la Clase 7, y que en la Clase 13 el limite maximo del autoescalado sera el techo de costo que se decide hoy.</w:t>
+      </w:r>
+    </w:p>
+    <w:p>
+      <w:r>
+        <w:rPr>
+          <w:b/>
+          <w:color w:val="4A4A49"/>
+          <w:sz w:val="22"/>
+        </w:rPr>
+        <w:t>[Slide 16] Preguntas frecuentes y cierre conceptual () (2/3)</w:t>
+      </w:r>
+      <w:r>
+        <w:rPr>
+          <w:b w:val="0"/>
+          <w:color w:val="4A4A49"/>
+          <w:sz w:val="22"/>
+        </w:rPr>
+        <w:t xml:space="preserve"> — 6 vinetas.</w:t>
+      </w:r>
+    </w:p>
+    <w:p>
+      <w:r>
+        <w:rPr>
+          <w:b/>
+          <w:color w:val="4A4A49"/>
+          <w:sz w:val="22"/>
+        </w:rPr>
+        <w:t>[Slide 17] Preguntas frecuentes y cierre conceptual () (3/3)</w:t>
+      </w:r>
+      <w:r>
+        <w:rPr>
+          <w:b w:val="0"/>
+          <w:color w:val="4A4A49"/>
+          <w:sz w:val="22"/>
+        </w:rPr>
+        <w:t xml:space="preserve"> — 3 vinetas.</w:t>
       </w:r>
     </w:p>
     <w:p>
@@ -545,6 +671,162 @@
           <w:sz w:val="22"/>
         </w:rPr>
         <w:t>Sostenibilidad</w:t>
+      </w:r>
+    </w:p>
+    <w:p>
+      <w:pPr>
+        <w:pStyle w:val="ListNumber"/>
+      </w:pPr>
+      <w:r>
+        <w:rPr>
+          <w:b w:val="0"/>
+          <w:color w:val="4A4A49"/>
+          <w:sz w:val="22"/>
+        </w:rPr>
+        <w:t>Clase autonoma: de gasto de capital a gasto operativo medido</w:t>
+      </w:r>
+    </w:p>
+    <w:p>
+      <w:pPr>
+        <w:pStyle w:val="ListNumber"/>
+      </w:pPr>
+      <w:r>
+        <w:rPr>
+          <w:b w:val="0"/>
+          <w:color w:val="4A4A49"/>
+          <w:sz w:val="22"/>
+        </w:rPr>
+        <w:t>CloudLite no tiene factura real, y por que igual se estima</w:t>
+      </w:r>
+    </w:p>
+    <w:p>
+      <w:pPr>
+        <w:pStyle w:val="ListNumber"/>
+      </w:pPr>
+      <w:r>
+        <w:rPr>
+          <w:b w:val="0"/>
+          <w:color w:val="4A4A49"/>
+          <w:sz w:val="22"/>
+        </w:rPr>
+        <w:t>Ordenes de magnitud que el docente debe poder citar</w:t>
+      </w:r>
+    </w:p>
+    <w:p>
+      <w:pPr>
+        <w:pStyle w:val="ListNumber"/>
+      </w:pPr>
+      <w:r>
+        <w:rPr>
+          <w:b w:val="0"/>
+          <w:color w:val="4A4A49"/>
+          <w:sz w:val="22"/>
+        </w:rPr>
+        <w:t>Primer ejemplo: la tabla del entregable, componente por componente</w:t>
+      </w:r>
+    </w:p>
+    <w:p>
+      <w:pPr>
+        <w:pStyle w:val="ListNumber"/>
+      </w:pPr>
+      <w:r>
+        <w:rPr>
+          <w:b w:val="0"/>
+          <w:color w:val="4A4A49"/>
+          <w:sz w:val="22"/>
+        </w:rPr>
+        <w:t>Segundo ejemplo: por que el driver importa mas que el nivel (1/2)</w:t>
+      </w:r>
+    </w:p>
+    <w:p>
+      <w:pPr>
+        <w:pStyle w:val="ListNumber"/>
+      </w:pPr>
+      <w:r>
+        <w:rPr>
+          <w:b w:val="0"/>
+          <w:color w:val="4A4A49"/>
+          <w:sz w:val="22"/>
+        </w:rPr>
+        <w:t>Segundo ejemplo: por que el driver importa mas que el nivel (2/2)</w:t>
+      </w:r>
+    </w:p>
+    <w:p>
+      <w:pPr>
+        <w:pStyle w:val="ListNumber"/>
+      </w:pPr>
+      <w:r>
+        <w:rPr>
+          <w:b w:val="0"/>
+          <w:color w:val="4A4A49"/>
+          <w:sz w:val="22"/>
+        </w:rPr>
+        <w:t>Right-sizing: tres acciones ancladas en observacion (1/2)</w:t>
+      </w:r>
+    </w:p>
+    <w:p>
+      <w:pPr>
+        <w:pStyle w:val="ListNumber"/>
+      </w:pPr>
+      <w:r>
+        <w:rPr>
+          <w:b w:val="0"/>
+          <w:color w:val="4A4A49"/>
+          <w:sz w:val="22"/>
+        </w:rPr>
+        <w:t>Right-sizing: tres acciones ancladas en observacion (2/2)</w:t>
+      </w:r>
+    </w:p>
+    <w:p>
+      <w:pPr>
+        <w:pStyle w:val="ListNumber"/>
+      </w:pPr>
+      <w:r>
+        <w:rPr>
+          <w:b w:val="0"/>
+          <w:color w:val="4A4A49"/>
+          <w:sz w:val="22"/>
+        </w:rPr>
+        <w:t>Sostenibilidad tecnica antes que ambiental</w:t>
+      </w:r>
+    </w:p>
+    <w:p>
+      <w:pPr>
+        <w:pStyle w:val="ListNumber"/>
+      </w:pPr>
+      <w:r>
+        <w:rPr>
+          <w:b w:val="0"/>
+          <w:color w:val="4A4A49"/>
+          <w:sz w:val="22"/>
+        </w:rPr>
+        <w:t>Preguntas frecuentes y cierre conceptual () (1/3)</w:t>
+      </w:r>
+    </w:p>
+    <w:p>
+      <w:pPr>
+        <w:pStyle w:val="ListNumber"/>
+      </w:pPr>
+      <w:r>
+        <w:rPr>
+          <w:b w:val="0"/>
+          <w:color w:val="4A4A49"/>
+          <w:sz w:val="22"/>
+        </w:rPr>
+        <w:t>Preguntas frecuentes y cierre conceptual () (2/3)</w:t>
+      </w:r>
+    </w:p>
+    <w:p>
+      <w:pPr>
+        <w:pStyle w:val="ListNumber"/>
+      </w:pPr>
+      <w:r>
+        <w:rPr>
+          <w:b w:val="0"/>
+          <w:color w:val="4A4A49"/>
+          <w:sz w:val="22"/>
+        </w:rPr>
+        <w:t>Preguntas frecuentes y cierre conceptual () (3/3)</w:t>
       </w:r>
     </w:p>
     <w:p>

--- a/Arquitectura de Sistemas Computacionales/Kit docente/Clase 10/Guion Docente Clase 10 - Costos y sostenibilidad cloud.docx
+++ b/Arquitectura de Sistemas Computacionales/Kit docente/Clase 10/Guion Docente Clase 10 - Costos y sostenibilidad cloud.docx
@@ -292,7 +292,7 @@
           <w:color w:val="4A4A49"/>
           <w:sz w:val="22"/>
         </w:rPr>
-        <w:t xml:space="preserve"> — 6 vinetas.</w:t>
+        <w:t xml:space="preserve"> — 4 vinetas.</w:t>
       </w:r>
     </w:p>
     <w:p>
@@ -309,39 +309,16 @@
       </w:r>
     </w:p>
     <w:p>
-      <w:r>
-        <w:rPr>
-          <w:b/>
-          <w:color w:val="4A4A49"/>
-          <w:sz w:val="22"/>
-        </w:rPr>
-        <w:t>[Slide 7] CloudLite no tiene factura real, y por que igual se estima</w:t>
-      </w:r>
+      <w:pPr>
+        <w:pStyle w:val="ListBullet2"/>
+      </w:pPr>
       <w:r>
         <w:rPr>
           <w:b w:val="0"/>
           <w:color w:val="4A4A49"/>
           <w:sz w:val="22"/>
         </w:rPr>
-        <w:t xml:space="preserve"> — 8 vinetas.</w:t>
-      </w:r>
-    </w:p>
-    <w:p>
-      <w:r>
-        <w:rPr>
-          <w:b/>
-          <w:color w:val="4A4A49"/>
-          <w:sz w:val="22"/>
-        </w:rPr>
-        <w:t>[Slide 8] Ordenes de magnitud que el docente debe poder citar</w:t>
-      </w:r>
-      <w:r>
-        <w:rPr>
-          <w:b w:val="0"/>
-          <w:color w:val="4A4A49"/>
-          <w:sz w:val="22"/>
-        </w:rPr>
-        <w:t xml:space="preserve"> — 7 vinetas.</w:t>
+        <w:t>Cuando cada recurso tiene precio unitario, casi cualquier decision de diseno se convierte en una cifra mensual y el arquitecto pasa a ser corresponsable del gasto.</w:t>
       </w:r>
     </w:p>
     <w:p>
@@ -354,7 +331,7 @@
           <w:color w:val="4A4A49"/>
           <w:sz w:val="22"/>
         </w:rPr>
-        <w:t>El docente debe poder citar ordenes de magnitud, y conviene decir en voz alta que son convenciones aproximadas de precios de lista y no reglas duras: las cifras cambian por proveedor, region y ano, pero las proporciones se mantienen estables.</w:t>
+        <w:t>Esa es la razon por la que este tema vive en un curso de arquitectura y no en uno de administracion.</w:t>
       </w:r>
     </w:p>
     <w:p>
@@ -364,7 +341,7 @@
           <w:color w:val="4A4A49"/>
           <w:sz w:val="22"/>
         </w:rPr>
-        <w:t>[Slide 9] Primer ejemplo: la tabla del entregable, componente por componente</w:t>
+        <w:t>[Slide 7] CloudLite no tiene factura real, y por que igual se estima (1/2)</w:t>
       </w:r>
       <w:r>
         <w:rPr>
@@ -372,7 +349,7 @@
           <w:color w:val="4A4A49"/>
           <w:sz w:val="22"/>
         </w:rPr>
-        <w:t xml:space="preserve"> — 7 vinetas.</w:t>
+        <w:t xml:space="preserve"> — 3 vinetas.</w:t>
       </w:r>
     </w:p>
     <w:p>
@@ -385,7 +362,7 @@
           <w:color w:val="4A4A49"/>
           <w:sz w:val="22"/>
         </w:rPr>
-        <w:t>El primer ejemplo anclado en CloudLite es la tabla del entregable, y el docente deberia recorrerla componente por componente.</w:t>
+        <w:t>Eso no impide el analisis de costo, solo cambia la escala de medida.</w:t>
       </w:r>
     </w:p>
     <w:p>
@@ -395,25 +372,7 @@
           <w:color w:val="4A4A49"/>
           <w:sz w:val="22"/>
         </w:rPr>
-        <w:t>[Slide 10] Segundo ejemplo: por que el driver importa mas que el nivel (1/2)</w:t>
-      </w:r>
-      <w:r>
-        <w:rPr>
-          <w:b w:val="0"/>
-          <w:color w:val="4A4A49"/>
-          <w:sz w:val="22"/>
-        </w:rPr>
-        <w:t xml:space="preserve"> — 5 vinetas.</w:t>
-      </w:r>
-    </w:p>
-    <w:p>
-      <w:r>
-        <w:rPr>
-          <w:b/>
-          <w:color w:val="4A4A49"/>
-          <w:sz w:val="22"/>
-        </w:rPr>
-        <w:t>[Slide 11] Segundo ejemplo: por que el driver importa mas que el nivel (2/2)</w:t>
+        <w:t>[Slide 8] CloudLite no tiene factura real, y por que igual se estima (2/2)</w:t>
       </w:r>
       <w:r>
         <w:rPr>
@@ -431,7 +390,7 @@
           <w:color w:val="4A4A49"/>
           <w:sz w:val="22"/>
         </w:rPr>
-        <w:t>[Slide 12] Right-sizing: tres acciones ancladas en observacion (1/2)</w:t>
+        <w:t>[Slide 9] Ordenes de magnitud que el docente debe poder citar</w:t>
       </w:r>
       <w:r>
         <w:rPr>
@@ -443,13 +402,207 @@
       </w:r>
     </w:p>
     <w:p>
+      <w:pPr>
+        <w:pStyle w:val="ListBullet2"/>
+      </w:pPr>
+      <w:r>
+        <w:rPr>
+          <w:b w:val="0"/>
+          <w:color w:val="4A4A49"/>
+          <w:sz w:val="22"/>
+        </w:rPr>
+        <w:t>El docente debe poder citar ordenes de magnitud, y conviene decir en voz alta que son convenciones aproximadas de precios de lista y no reglas duras: las cifras cambian por proveedor, region y ano, pero las proporciones se mantienen estables.</w:t>
+      </w:r>
+    </w:p>
+    <w:p>
+      <w:pPr>
+        <w:pStyle w:val="ListBullet2"/>
+      </w:pPr>
+      <w:r>
+        <w:rPr>
+          <w:b w:val="0"/>
+          <w:color w:val="4A4A49"/>
+          <w:sz w:val="22"/>
+        </w:rPr>
+        <w:t>Una base de datos gestionada cuesta entre dos y tres veces la maquina desnuda equivalente, porque incluye respaldos, parches y conmutacion por falla.</w:t>
+      </w:r>
+    </w:p>
+    <w:p>
+      <w:pPr>
+        <w:pStyle w:val="ListBullet2"/>
+      </w:pPr>
+      <w:r>
+        <w:rPr>
+          <w:b w:val="0"/>
+          <w:color w:val="4A4A49"/>
+          <w:sz w:val="22"/>
+        </w:rPr>
+        <w:t>Una funcion serverless suele traer free tier de alrededor de un millon de invocaciones mensuales, asi que un componente poco usado cuesta cero de verdad.</w:t>
+      </w:r>
+    </w:p>
+    <w:p>
       <w:r>
         <w:rPr>
           <w:b/>
           <w:color w:val="4A4A49"/>
           <w:sz w:val="22"/>
         </w:rPr>
-        <w:t>[Slide 13] Right-sizing: tres acciones ancladas en observacion (2/2)</w:t>
+        <w:t>[Slide 10] Primer ejemplo: la tabla del entregable, componente por componente (1/2)</w:t>
+      </w:r>
+      <w:r>
+        <w:rPr>
+          <w:b w:val="0"/>
+          <w:color w:val="4A4A49"/>
+          <w:sz w:val="22"/>
+        </w:rPr>
+        <w:t xml:space="preserve"> — 4 vinetas.</w:t>
+      </w:r>
+    </w:p>
+    <w:p>
+      <w:pPr>
+        <w:pStyle w:val="ListBullet2"/>
+      </w:pPr>
+      <w:r>
+        <w:rPr>
+          <w:b w:val="0"/>
+          <w:color w:val="4A4A49"/>
+          <w:sz w:val="22"/>
+        </w:rPr>
+        <w:t>El primer ejemplo anclado en CloudLite es la tabla del entregable, y el docente deberia recorrerla componente por componente.</w:t>
+      </w:r>
+    </w:p>
+    <w:p>
+      <w:pPr>
+        <w:pStyle w:val="ListBullet2"/>
+      </w:pPr>
+      <w:r>
+        <w:rPr>
+          <w:b w:val="0"/>
+          <w:color w:val="4A4A49"/>
+          <w:sz w:val="22"/>
+        </w:rPr>
+        <w:t>El contenedor de la API queda en Medio, con driver instancias por horas encendidas.</w:t>
+      </w:r>
+    </w:p>
+    <w:p>
+      <w:r>
+        <w:rPr>
+          <w:b/>
+          <w:color w:val="4A4A49"/>
+          <w:sz w:val="22"/>
+        </w:rPr>
+        <w:t>[Slide 11] Primer ejemplo: la tabla del entregable, componente por componente (2/2)</w:t>
+      </w:r>
+      <w:r>
+        <w:rPr>
+          <w:b w:val="0"/>
+          <w:color w:val="4A4A49"/>
+          <w:sz w:val="22"/>
+        </w:rPr>
+        <w:t xml:space="preserve"> — 2 vinetas.</w:t>
+      </w:r>
+    </w:p>
+    <w:p>
+      <w:r>
+        <w:rPr>
+          <w:b/>
+          <w:color w:val="4A4A49"/>
+          <w:sz w:val="22"/>
+        </w:rPr>
+        <w:t>[Slide 12] Segundo ejemplo: por que el driver importa mas que el nivel (1/2)</w:t>
+      </w:r>
+      <w:r>
+        <w:rPr>
+          <w:b w:val="0"/>
+          <w:color w:val="4A4A49"/>
+          <w:sz w:val="22"/>
+        </w:rPr>
+        <w:t xml:space="preserve"> — 4 vinetas.</w:t>
+      </w:r>
+    </w:p>
+    <w:p>
+      <w:pPr>
+        <w:pStyle w:val="ListBullet2"/>
+      </w:pPr>
+      <w:r>
+        <w:rPr>
+          <w:b w:val="0"/>
+          <w:color w:val="4A4A49"/>
+          <w:sz w:val="22"/>
+        </w:rPr>
+        <w:t>El segundo ejemplo muestra por que el driver importa mas que el nivel.</w:t>
+      </w:r>
+    </w:p>
+    <w:p>
+      <w:pPr>
+        <w:pStyle w:val="ListBullet2"/>
+      </w:pPr>
+      <w:r>
+        <w:rPr>
+          <w:b w:val="0"/>
+          <w:color w:val="4A4A49"/>
+          <w:sz w:val="22"/>
+        </w:rPr>
+        <w:t>Esto tambien desarma la intuicion mas comun del estudiante, que si nadie usa el sistema el sistema no cuesta.</w:t>
+      </w:r>
+    </w:p>
+    <w:p>
+      <w:r>
+        <w:rPr>
+          <w:b/>
+          <w:color w:val="4A4A49"/>
+          <w:sz w:val="22"/>
+        </w:rPr>
+        <w:t>[Slide 13] Segundo ejemplo: por que el driver importa mas que el nivel (2/2)</w:t>
+      </w:r>
+      <w:r>
+        <w:rPr>
+          <w:b w:val="0"/>
+          <w:color w:val="4A4A49"/>
+          <w:sz w:val="22"/>
+        </w:rPr>
+        <w:t xml:space="preserve"> — 3 vinetas.</w:t>
+      </w:r>
+    </w:p>
+    <w:p>
+      <w:r>
+        <w:rPr>
+          <w:b/>
+          <w:color w:val="4A4A49"/>
+          <w:sz w:val="22"/>
+        </w:rPr>
+        <w:t>[Slide 14] Right-sizing: tres acciones ancladas en observacion (1/2)</w:t>
+      </w:r>
+      <w:r>
+        <w:rPr>
+          <w:b w:val="0"/>
+          <w:color w:val="4A4A49"/>
+          <w:sz w:val="22"/>
+        </w:rPr>
+        <w:t xml:space="preserve"> — 4 vinetas.</w:t>
+      </w:r>
+    </w:p>
+    <w:p>
+      <w:pPr>
+        <w:pStyle w:val="ListBullet2"/>
+      </w:pPr>
+      <w:r>
+        <w:rPr>
+          <w:b w:val="0"/>
+          <w:color w:val="4A4A49"/>
+          <w:sz w:val="22"/>
+        </w:rPr>
+        <w:t>De ahi sale el segundo bloque del entregable: tres acciones de right-sizing.</w:t>
+      </w:r>
+    </w:p>
+    <w:p>
+      <w:r>
+        <w:rPr>
+          <w:b/>
+          <w:color w:val="4A4A49"/>
+          <w:sz w:val="22"/>
+        </w:rPr>
+        <w:t>[Slide 15] Right-sizing: tres acciones ancladas en observacion (2/2)</w:t>
       </w:r>
       <w:r>
         <w:rPr>
@@ -467,7 +620,7 @@
           <w:color w:val="4A4A49"/>
           <w:sz w:val="22"/>
         </w:rPr>
-        <w:t>[Slide 14] Sostenibilidad tecnica antes que ambiental</w:t>
+        <w:t>[Slide 16] Sostenibilidad tecnica antes que ambiental (1/2)</w:t>
       </w:r>
       <w:r>
         <w:rPr>
@@ -475,7 +628,20 @@
           <w:color w:val="4A4A49"/>
           <w:sz w:val="22"/>
         </w:rPr>
-        <w:t xml:space="preserve"> — 7 vinetas.</w:t>
+        <w:t xml:space="preserve"> — 4 vinetas.</w:t>
+      </w:r>
+    </w:p>
+    <w:p>
+      <w:pPr>
+        <w:pStyle w:val="ListBullet2"/>
+      </w:pPr>
+      <w:r>
+        <w:rPr>
+          <w:b w:val="0"/>
+          <w:color w:val="4A4A49"/>
+          <w:sz w:val="22"/>
+        </w:rPr>
+        <w:t>Por eso las mismas tres acciones sirven a la vez para la factura y para la huella.</w:t>
       </w:r>
     </w:p>
     <w:p>
@@ -485,7 +651,25 @@
           <w:color w:val="4A4A49"/>
           <w:sz w:val="22"/>
         </w:rPr>
-        <w:t>[Slide 15] Preguntas frecuentes y cierre conceptual () (1/3)</w:t>
+        <w:t>[Slide 17] Sostenibilidad tecnica antes que ambiental (2/2)</w:t>
+      </w:r>
+      <w:r>
+        <w:rPr>
+          <w:b w:val="0"/>
+          <w:color w:val="4A4A49"/>
+          <w:sz w:val="22"/>
+        </w:rPr>
+        <w:t xml:space="preserve"> — 2 vinetas.</w:t>
+      </w:r>
+    </w:p>
+    <w:p>
+      <w:r>
+        <w:rPr>
+          <w:b/>
+          <w:color w:val="4A4A49"/>
+          <w:sz w:val="22"/>
+        </w:rPr>
+        <w:t>[Slide 18] Preguntas frecuentes y cierre conceptual () (1/3)</w:t>
       </w:r>
       <w:r>
         <w:rPr>
@@ -523,21 +707,16 @@
       </w:r>
     </w:p>
     <w:p>
-      <w:r>
-        <w:rPr>
-          <w:b/>
-          <w:color w:val="4A4A49"/>
-          <w:sz w:val="22"/>
-        </w:rPr>
-        <w:t>[Slide 16] Preguntas frecuentes y cierre conceptual () (2/3)</w:t>
-      </w:r>
+      <w:pPr>
+        <w:pStyle w:val="ListBullet2"/>
+      </w:pPr>
       <w:r>
         <w:rPr>
           <w:b w:val="0"/>
           <w:color w:val="4A4A49"/>
           <w:sz w:val="22"/>
         </w:rPr>
-        <w:t xml:space="preserve"> — 6 vinetas.</w:t>
+        <w:t>Con eso la clase se vuelve una caceria de calculadoras de precios, el estudiante copia numeros que no entiende y las acciones de right-sizing quedan cosmeticas.</w:t>
       </w:r>
     </w:p>
     <w:p>
@@ -547,7 +726,25 @@
           <w:color w:val="4A4A49"/>
           <w:sz w:val="22"/>
         </w:rPr>
-        <w:t>[Slide 17] Preguntas frecuentes y cierre conceptual () (3/3)</w:t>
+        <w:t>[Slide 19] Preguntas frecuentes y cierre conceptual () (2/3)</w:t>
+      </w:r>
+      <w:r>
+        <w:rPr>
+          <w:b w:val="0"/>
+          <w:color w:val="4A4A49"/>
+          <w:sz w:val="22"/>
+        </w:rPr>
+        <w:t xml:space="preserve"> — 5 vinetas.</w:t>
+      </w:r>
+    </w:p>
+    <w:p>
+      <w:r>
+        <w:rPr>
+          <w:b/>
+          <w:color w:val="4A4A49"/>
+          <w:sz w:val="22"/>
+        </w:rPr>
+        <w:t>[Slide 20] Preguntas frecuentes y cierre conceptual () (3/3)</w:t>
       </w:r>
       <w:r>
         <w:rPr>
@@ -696,7 +893,20 @@
           <w:color w:val="4A4A49"/>
           <w:sz w:val="22"/>
         </w:rPr>
-        <w:t>CloudLite no tiene factura real, y por que igual se estima</w:t>
+        <w:t>CloudLite no tiene factura real, y por que igual se estima (1/2)</w:t>
+      </w:r>
+    </w:p>
+    <w:p>
+      <w:pPr>
+        <w:pStyle w:val="ListNumber"/>
+      </w:pPr>
+      <w:r>
+        <w:rPr>
+          <w:b w:val="0"/>
+          <w:color w:val="4A4A49"/>
+          <w:sz w:val="22"/>
+        </w:rPr>
+        <w:t>CloudLite no tiene factura real, y por que igual se estima (2/2)</w:t>
       </w:r>
     </w:p>
     <w:p>
@@ -722,7 +932,20 @@
           <w:color w:val="4A4A49"/>
           <w:sz w:val="22"/>
         </w:rPr>
-        <w:t>Primer ejemplo: la tabla del entregable, componente por componente</w:t>
+        <w:t>Primer ejemplo: la tabla del entregable, componente por componente (1/2)</w:t>
+      </w:r>
+    </w:p>
+    <w:p>
+      <w:pPr>
+        <w:pStyle w:val="ListNumber"/>
+      </w:pPr>
+      <w:r>
+        <w:rPr>
+          <w:b w:val="0"/>
+          <w:color w:val="4A4A49"/>
+          <w:sz w:val="22"/>
+        </w:rPr>
+        <w:t>Primer ejemplo: la tabla del entregable, componente por componente (2/2)</w:t>
       </w:r>
     </w:p>
     <w:p>
@@ -787,7 +1010,20 @@
           <w:color w:val="4A4A49"/>
           <w:sz w:val="22"/>
         </w:rPr>
-        <w:t>Sostenibilidad tecnica antes que ambiental</w:t>
+        <w:t>Sostenibilidad tecnica antes que ambiental (1/2)</w:t>
+      </w:r>
+    </w:p>
+    <w:p>
+      <w:pPr>
+        <w:pStyle w:val="ListNumber"/>
+      </w:pPr>
+      <w:r>
+        <w:rPr>
+          <w:b w:val="0"/>
+          <w:color w:val="4A4A49"/>
+          <w:sz w:val="22"/>
+        </w:rPr>
+        <w:t>Sostenibilidad tecnica antes que ambiental (2/2)</w:t>
       </w:r>
     </w:p>
     <w:p>

--- a/Arquitectura de Sistemas Computacionales/Kit docente/Clase 10/Guion Docente Clase 10 - Costos y sostenibilidad cloud.docx
+++ b/Arquitectura de Sistemas Computacionales/Kit docente/Clase 10/Guion Docente Clase 10 - Costos y sostenibilidad cloud.docx
@@ -222,7 +222,7 @@
           <w:color w:val="4A4A49"/>
           <w:sz w:val="22"/>
         </w:rPr>
-        <w:t xml:space="preserve"> Google Docs</w:t>
+        <w:t xml:space="preserve"> Navegador · editor de texto del curso</w:t>
       </w:r>
     </w:p>
     <w:p>
@@ -1259,7 +1259,7 @@
           <w:color w:val="4A4A49"/>
           <w:sz w:val="22"/>
         </w:rPr>
-        <w:t>En ExamLab: las diapositivas, el taller y el recordatorio del hito del PI.</w:t>
+        <w:t>En la plataforma del curso: las diapositivas, el taller y el recordatorio del hito del PI.</w:t>
       </w:r>
     </w:p>
     <w:p>
@@ -1470,7 +1470,7 @@
           <w:color w:val="4A4A49"/>
           <w:sz w:val="22"/>
         </w:rPr>
-        <w:t xml:space="preserve"> Empaquetar la evidencia y subirla a ExamLab.</w:t>
+        <w:t xml:space="preserve"> Empaquetar la evidencia y subirla a la plataforma del curso.</w:t>
       </w:r>
     </w:p>
     <w:p>
@@ -1730,7 +1730,7 @@
           <w:color w:val="4A4A49"/>
           <w:sz w:val="22"/>
         </w:rPr>
-        <w:t>Paso 4: ate al menos una de las tres acciones a un driver de costo de la pregunta 11 y suba la actividad completa del Corte 2 a ExamLab antes del domingo 23:59. Es una clase autonoma: no hay encuentro sincrono, y las dudas van por el foro.</w:t>
+        <w:t>Paso 4: ate al menos una de las tres acciones a un driver de costo de la pregunta 11 y suba la actividad completa del Corte 2 a la plataforma del curso antes del domingo 23:59. Es una clase autonoma: no hay encuentro sincrono, y las dudas van por el foro.</w:t>
       </w:r>
     </w:p>
     <w:p>
@@ -2069,7 +2069,7 @@
           <w:color w:val="4A4A49"/>
           <w:sz w:val="18"/>
         </w:rPr>
-        <w:t>1) Abre Google Docs y repite la demo de este guion.  2) Captura solo la ventana útil, no el escritorio completo.  3) Recorta a ~1200 px de ancho.  4) Guárdala como Kit docente/Clase 10/Capturas/demo-clase10.png.  5) Vuelve a generar el guion y la imagen queda embebida aquí sola. Detalle en Capturas/README.txt.</w:t>
+        <w:t>1) Abre Navegador · editor de texto del curso y repite la demo de este guion.  2) Captura solo la ventana útil, no el escritorio completo.  3) Recorta a ~1200 px de ancho.  4) Guárdala como Kit docente/Clase 10/Capturas/demo-clase10.png.  5) Vuelve a generar el guion y la imagen queda embebida aquí sola. Detalle en Capturas/README.txt.</w:t>
       </w:r>
     </w:p>
     <w:p>
@@ -2138,7 +2138,7 @@
           <w:color w:val="4A4A49"/>
           <w:sz w:val="22"/>
         </w:rPr>
-        <w:t>Plataforma de entrega: ExamLab (https://uniaj.examlab.workers.dev/). No es la plataforma oficial de la UNIAJC; la universidad no tiene campus virtual propio.</w:t>
+        <w:t>Plataforma de entrega: la plataforma del curso (la plataforma del curso). No es la plataforma oficial de la UNIAJC; la universidad no tiene campus virtual propio.</w:t>
       </w:r>
     </w:p>
     <w:p>

--- a/Arquitectura de Sistemas Computacionales/Kit docente/Clase 10/Guion Docente Clase 10 - Costos y sostenibilidad cloud.docx
+++ b/Arquitectura de Sistemas Computacionales/Kit docente/Clase 10/Guion Docente Clase 10 - Costos y sostenibilidad cloud.docx
@@ -1075,59 +1075,7 @@
           <w:color w:val="4A4A49"/>
           <w:sz w:val="22"/>
         </w:rPr>
-        <w:t>Herramientas de hoy</w:t>
-      </w:r>
-    </w:p>
-    <w:p>
-      <w:pPr>
-        <w:pStyle w:val="ListNumber"/>
-      </w:pPr>
-      <w:r>
-        <w:rPr>
-          <w:b w:val="0"/>
-          <w:color w:val="4A4A49"/>
-          <w:sz w:val="22"/>
-        </w:rPr>
-        <w:t>PI CloudLite — entregable de hoy</w:t>
-      </w:r>
-    </w:p>
-    <w:p>
-      <w:pPr>
-        <w:pStyle w:val="ListNumber"/>
-      </w:pPr>
-      <w:r>
-        <w:rPr>
-          <w:b w:val="0"/>
-          <w:color w:val="4A4A49"/>
-          <w:sz w:val="22"/>
-        </w:rPr>
-        <w:t>Manos a la obra (paso a paso)</w:t>
-      </w:r>
-    </w:p>
-    <w:p>
-      <w:pPr>
-        <w:pStyle w:val="ListNumber"/>
-      </w:pPr>
-      <w:r>
-        <w:rPr>
-          <w:b w:val="0"/>
-          <w:color w:val="4A4A49"/>
-          <w:sz w:val="22"/>
-        </w:rPr>
-        <w:t>Para continuar (PI)</w:t>
-      </w:r>
-    </w:p>
-    <w:p>
-      <w:pPr>
-        <w:pStyle w:val="ListNumber"/>
-      </w:pPr>
-      <w:r>
-        <w:rPr>
-          <w:b w:val="0"/>
-          <w:color w:val="4A4A49"/>
-          <w:sz w:val="22"/>
-        </w:rPr>
-        <w:t>Clase 10 · PI en movimiento</w:t>
+        <w:t>Clase 10 · cierre conceptual</w:t>
       </w:r>
     </w:p>
     <w:p>

--- a/Arquitectura de Sistemas Computacionales/Kit docente/Clase 10/Guion Docente Clase 10 - Costos y sostenibilidad cloud.docx
+++ b/Arquitectura de Sistemas Computacionales/Kit docente/Clase 10/Guion Docente Clase 10 - Costos y sostenibilidad cloud.docx
@@ -447,7 +447,7 @@
           <w:color w:val="4A4A49"/>
           <w:sz w:val="22"/>
         </w:rPr>
-        <w:t>[Slide 10] Primer ejemplo: la tabla del entregable, componente por componente (1/2)</w:t>
+        <w:t>[Slide 10] Primer ejemplo: la tabla de costos, componente por componente (1/2)</w:t>
       </w:r>
       <w:r>
         <w:rPr>
@@ -455,20 +455,7 @@
           <w:color w:val="4A4A49"/>
           <w:sz w:val="22"/>
         </w:rPr>
-        <w:t xml:space="preserve"> — 4 vinetas.</w:t>
-      </w:r>
-    </w:p>
-    <w:p>
-      <w:pPr>
-        <w:pStyle w:val="ListBullet2"/>
-      </w:pPr>
-      <w:r>
-        <w:rPr>
-          <w:b w:val="0"/>
-          <w:color w:val="4A4A49"/>
-          <w:sz w:val="22"/>
-        </w:rPr>
-        <w:t>El primer ejemplo anclado en CloudLite es la tabla del entregable, y el docente deberia recorrerla componente por componente.</w:t>
+        <w:t xml:space="preserve"> — 5 vinetas.</w:t>
       </w:r>
     </w:p>
     <w:p>
@@ -491,7 +478,7 @@
           <w:color w:val="4A4A49"/>
           <w:sz w:val="22"/>
         </w:rPr>
-        <w:t>[Slide 11] Primer ejemplo: la tabla del entregable, componente por componente (2/2)</w:t>
+        <w:t>[Slide 11] Primer ejemplo: la tabla de costos, componente por componente (2/2)</w:t>
       </w:r>
       <w:r>
         <w:rPr>
@@ -592,7 +579,7 @@
           <w:color w:val="4A4A49"/>
           <w:sz w:val="22"/>
         </w:rPr>
-        <w:t>De ahi sale el segundo bloque del entregable: tres acciones de right-sizing.</w:t>
+        <w:t>De ahi salen tres acciones de right-sizing.</w:t>
       </w:r>
     </w:p>
     <w:p>
@@ -932,7 +919,7 @@
           <w:color w:val="4A4A49"/>
           <w:sz w:val="22"/>
         </w:rPr>
-        <w:t>Primer ejemplo: la tabla del entregable, componente por componente (1/2)</w:t>
+        <w:t>Primer ejemplo: la tabla de costos, componente por componente (1/2)</w:t>
       </w:r>
     </w:p>
     <w:p>
@@ -945,7 +932,7 @@
           <w:color w:val="4A4A49"/>
           <w:sz w:val="22"/>
         </w:rPr>
-        <w:t>Primer ejemplo: la tabla del entregable, componente por componente (2/2)</w:t>
+        <w:t>Primer ejemplo: la tabla de costos, componente por componente (2/2)</w:t>
       </w:r>
     </w:p>
     <w:p>

--- a/Arquitectura de Sistemas Computacionales/Kit docente/Clase 10/Guion Docente Clase 10 - Costos y sostenibilidad cloud.docx
+++ b/Arquitectura de Sistemas Computacionales/Kit docente/Clase 10/Guion Docente Clase 10 - Costos y sostenibilidad cloud.docx
@@ -455,7 +455,7 @@
           <w:color w:val="4A4A49"/>
           <w:sz w:val="22"/>
         </w:rPr>
-        <w:t xml:space="preserve"> — 5 vinetas.</w:t>
+        <w:t xml:space="preserve"> — 6 vinetas.</w:t>
       </w:r>
     </w:p>
     <w:p>
@@ -486,7 +486,7 @@
           <w:color w:val="4A4A49"/>
           <w:sz w:val="22"/>
         </w:rPr>
-        <w:t xml:space="preserve"> — 2 vinetas.</w:t>
+        <w:t xml:space="preserve"> — 3 vinetas.</w:t>
       </w:r>
     </w:p>
     <w:p>
@@ -615,7 +615,7 @@
           <w:color w:val="4A4A49"/>
           <w:sz w:val="22"/>
         </w:rPr>
-        <w:t xml:space="preserve"> — 4 vinetas.</w:t>
+        <w:t xml:space="preserve"> — 5 vinetas.</w:t>
       </w:r>
     </w:p>
     <w:p>
@@ -646,7 +646,7 @@
           <w:color w:val="4A4A49"/>
           <w:sz w:val="22"/>
         </w:rPr>
-        <w:t xml:space="preserve"> — 2 vinetas.</w:t>
+        <w:t xml:space="preserve"> — 3 vinetas.</w:t>
       </w:r>
     </w:p>
     <w:p>

--- a/Arquitectura de Sistemas Computacionales/Kit docente/Clase 10/Guion Docente Clase 10 - Costos y sostenibilidad cloud.docx
+++ b/Arquitectura de Sistemas Computacionales/Kit docente/Clase 10/Guion Docente Clase 10 - Costos y sostenibilidad cloud.docx
@@ -292,20 +292,7 @@
           <w:color w:val="4A4A49"/>
           <w:sz w:val="22"/>
         </w:rPr>
-        <w:t xml:space="preserve"> — 4 vinetas.</w:t>
-      </w:r>
-    </w:p>
-    <w:p>
-      <w:pPr>
-        <w:pStyle w:val="ListBullet2"/>
-      </w:pPr>
-      <w:r>
-        <w:rPr>
-          <w:b w:val="0"/>
-          <w:color w:val="4A4A49"/>
-          <w:sz w:val="22"/>
-        </w:rPr>
-        <w:t>Conviene empezar por la economia, porque sin ella el tema suena a contabilidad.</w:t>
+        <w:t xml:space="preserve"> — 3 vinetas.</w:t>
       </w:r>
     </w:p>
     <w:p>
@@ -332,6 +319,32 @@
           <w:sz w:val="22"/>
         </w:rPr>
         <w:t>Esa es la razon por la que este tema vive en un curso de arquitectura y no en uno de administracion.</w:t>
+      </w:r>
+    </w:p>
+    <w:p>
+      <w:pPr>
+        <w:pStyle w:val="ListBullet2"/>
+      </w:pPr>
+      <w:r>
+        <w:rPr>
+          <w:b w:val="0"/>
+          <w:color w:val="4A4A49"/>
+          <w:sz w:val="22"/>
+        </w:rPr>
+        <w:t>(No se proyecta) Esta clase es autonoma por festivo: no hay encuentro sincronico y este fundamento se publica tal cual como material de lectura, asi que debe sostener por si solo la comprension del tema.</w:t>
+      </w:r>
+    </w:p>
+    <w:p>
+      <w:pPr>
+        <w:pStyle w:val="ListBullet2"/>
+      </w:pPr>
+      <w:r>
+        <w:rPr>
+          <w:b w:val="0"/>
+          <w:color w:val="4A4A49"/>
+          <w:sz w:val="22"/>
+        </w:rPr>
+        <w:t>(No se proyecta) Conviene empezar por la economia, porque sin ella el tema suena a contabilidad.</w:t>
       </w:r>
     </w:p>
     <w:p>
@@ -366,6 +379,19 @@
       </w:r>
     </w:p>
     <w:p>
+      <w:pPr>
+        <w:pStyle w:val="ListBullet2"/>
+      </w:pPr>
+      <w:r>
+        <w:rPr>
+          <w:b w:val="0"/>
+          <w:color w:val="4A4A49"/>
+          <w:sz w:val="22"/>
+        </w:rPr>
+        <w:t>(No se proyecta) Un componente al que el estudiante no le sabe poner driver es un componente que todavia no entiende.</w:t>
+      </w:r>
+    </w:p>
+    <w:p>
       <w:r>
         <w:rPr>
           <w:b/>
@@ -380,7 +406,7 @@
           <w:color w:val="4A4A49"/>
           <w:sz w:val="22"/>
         </w:rPr>
-        <w:t xml:space="preserve"> — 4 vinetas.</w:t>
+        <w:t xml:space="preserve"> — 3 vinetas.</w:t>
       </w:r>
     </w:p>
     <w:p>
@@ -390,7 +416,7 @@
           <w:color w:val="4A4A49"/>
           <w:sz w:val="22"/>
         </w:rPr>
-        <w:t>[Slide 9] Ordenes de magnitud que el docente debe poder citar</w:t>
+        <w:t>[Slide 9] Ordenes de magnitud de costo</w:t>
       </w:r>
       <w:r>
         <w:rPr>
@@ -399,19 +425,6 @@
           <w:sz w:val="22"/>
         </w:rPr>
         <w:t xml:space="preserve"> — 5 vinetas.</w:t>
-      </w:r>
-    </w:p>
-    <w:p>
-      <w:pPr>
-        <w:pStyle w:val="ListBullet2"/>
-      </w:pPr>
-      <w:r>
-        <w:rPr>
-          <w:b w:val="0"/>
-          <w:color w:val="4A4A49"/>
-          <w:sz w:val="22"/>
-        </w:rPr>
-        <w:t>El docente debe poder citar ordenes de magnitud, y conviene decir en voz alta que son convenciones aproximadas de precios de lista y no reglas duras: las cifras cambian por proveedor, region y ano, pero las proporciones se mantienen estables.</w:t>
       </w:r>
     </w:p>
     <w:p>
@@ -441,6 +454,19 @@
       </w:r>
     </w:p>
     <w:p>
+      <w:pPr>
+        <w:pStyle w:val="ListBullet2"/>
+      </w:pPr>
+      <w:r>
+        <w:rPr>
+          <w:b w:val="0"/>
+          <w:color w:val="4A4A49"/>
+          <w:sz w:val="22"/>
+        </w:rPr>
+        <w:t>(No se proyecta) El docente debe poder citar ordenes de magnitud, y conviene decir en voz alta que son convenciones aproximadas de precios de lista y no reglas duras: las cifras cambian por proveedor, region y ano, pero las proporciones se mantienen estables.</w:t>
+      </w:r>
+    </w:p>
+    <w:p>
       <w:r>
         <w:rPr>
           <w:b/>
@@ -455,7 +481,7 @@
           <w:color w:val="4A4A49"/>
           <w:sz w:val="22"/>
         </w:rPr>
-        <w:t xml:space="preserve"> — 6 vinetas.</w:t>
+        <w:t xml:space="preserve"> — 5 vinetas.</w:t>
       </w:r>
     </w:p>
     <w:p>
@@ -469,6 +495,19 @@
           <w:sz w:val="22"/>
         </w:rPr>
         <w:t>El contenedor de la API queda en Medio, con driver instancias por horas encendidas.</w:t>
+      </w:r>
+    </w:p>
+    <w:p>
+      <w:pPr>
+        <w:pStyle w:val="ListBullet2"/>
+      </w:pPr>
+      <w:r>
+        <w:rPr>
+          <w:b w:val="0"/>
+          <w:color w:val="4A4A49"/>
+          <w:sz w:val="22"/>
+        </w:rPr>
+        <w:t>(No se proyecta) Y hay un componente que sorprende, el monitoreo de la Clase 8: un sistema que registra cada peticion con detalle puede generar mas gigabytes de logs que de datos de negocio, y la ingesta de logs se cobra por gigabyte; existen casos reales de equipos cuya observabilidad costaba mas que la aplicacion observada.</w:t>
       </w:r>
     </w:p>
     <w:p>
@@ -496,7 +535,7 @@
           <w:color w:val="4A4A49"/>
           <w:sz w:val="22"/>
         </w:rPr>
-        <w:t>[Slide 12] Segundo ejemplo: por que el driver importa mas que el nivel (1/2)</w:t>
+        <w:t>[Slide 12] Segundo ejemplo: por que el driver importa mas que el nivel</w:t>
       </w:r>
       <w:r>
         <w:rPr>
@@ -504,7 +543,7 @@
           <w:color w:val="4A4A49"/>
           <w:sz w:val="22"/>
         </w:rPr>
-        <w:t xml:space="preserve"> — 4 vinetas.</w:t>
+        <w:t xml:space="preserve"> — 5 vinetas.</w:t>
       </w:r>
     </w:p>
     <w:p>
@@ -534,21 +573,16 @@
       </w:r>
     </w:p>
     <w:p>
-      <w:r>
-        <w:rPr>
-          <w:b/>
-          <w:color w:val="4A4A49"/>
-          <w:sz w:val="22"/>
-        </w:rPr>
-        <w:t>[Slide 13] Segundo ejemplo: por que el driver importa mas que el nivel (2/2)</w:t>
-      </w:r>
+      <w:pPr>
+        <w:pStyle w:val="ListBullet2"/>
+      </w:pPr>
       <w:r>
         <w:rPr>
           <w:b w:val="0"/>
           <w:color w:val="4A4A49"/>
           <w:sz w:val="22"/>
         </w:rPr>
-        <w:t xml:space="preserve"> — 3 vinetas.</w:t>
+        <w:t>(No se proyecta) La conclusion es contraintuitiva y por eso vale en clase: el driver del componente "almacenamiento de archivos" no es el almacenamiento, es el trafico, y la mitigacion no es contable sino arquitectonica, poner una cache o una red de distribucion de contenido delante para que el mismo archivo no salga del origen veinte veces.</w:t>
       </w:r>
     </w:p>
     <w:p>
@@ -558,7 +592,7 @@
           <w:color w:val="4A4A49"/>
           <w:sz w:val="22"/>
         </w:rPr>
-        <w:t>[Slide 14] Right-sizing: tres acciones ancladas en observacion (1/2)</w:t>
+        <w:t>[Slide 13] Right-sizing: tres acciones ancladas en observacion (1/2)</w:t>
       </w:r>
       <w:r>
         <w:rPr>
@@ -583,39 +617,16 @@
       </w:r>
     </w:p>
     <w:p>
-      <w:r>
-        <w:rPr>
-          <w:b/>
-          <w:color w:val="4A4A49"/>
-          <w:sz w:val="22"/>
-        </w:rPr>
-        <w:t>[Slide 15] Right-sizing: tres acciones ancladas en observacion (2/2)</w:t>
-      </w:r>
+      <w:pPr>
+        <w:pStyle w:val="ListBullet2"/>
+      </w:pPr>
       <w:r>
         <w:rPr>
           <w:b w:val="0"/>
           <w:color w:val="4A4A49"/>
           <w:sz w:val="22"/>
         </w:rPr>
-        <w:t xml:space="preserve"> — 4 vinetas.</w:t>
-      </w:r>
-    </w:p>
-    <w:p>
-      <w:r>
-        <w:rPr>
-          <w:b/>
-          <w:color w:val="4A4A49"/>
-          <w:sz w:val="22"/>
-        </w:rPr>
-        <w:t>[Slide 16] Sostenibilidad tecnica antes que ambiental (1/2)</w:t>
-      </w:r>
-      <w:r>
-        <w:rPr>
-          <w:b w:val="0"/>
-          <w:color w:val="4A4A49"/>
-          <w:sz w:val="22"/>
-        </w:rPr>
-        <w:t xml:space="preserve"> — 5 vinetas.</w:t>
+        <w:t>(No se proyecta) Right-sizing es ajustar la capacidad aprovisionada a la demanda observada, y la palabra clave es observada: sin medicion es adivinanza, y la medicion viene de las senales doradas de la Clase 8, en particular la saturacion.</w:t>
       </w:r>
     </w:p>
     <w:p>
@@ -628,7 +639,7 @@
           <w:color w:val="4A4A49"/>
           <w:sz w:val="22"/>
         </w:rPr>
-        <w:t>Por eso las mismas tres acciones sirven a la vez para la factura y para la huella.</w:t>
+        <w:t>(No se proyecta) La tercera es adelgazar el artefacto, que amarra con la Clase 3: una imagen basada en python:3.12 pesa del orden de 1 GB, la variante slim unos 150 MB y una construida sobre alpine puede bajar a decenas de megabytes; eso es menos registro, menos transferencia en cada despliegue y menos tiempo de arranque, dato que reaparece en la Clase 13.</w:t>
       </w:r>
     </w:p>
     <w:p>
@@ -638,7 +649,7 @@
           <w:color w:val="4A4A49"/>
           <w:sz w:val="22"/>
         </w:rPr>
-        <w:t>[Slide 17] Sostenibilidad tecnica antes que ambiental (2/2)</w:t>
+        <w:t>[Slide 14] Right-sizing: tres acciones ancladas en observacion (2/2)</w:t>
       </w:r>
       <w:r>
         <w:rPr>
@@ -656,7 +667,7 @@
           <w:color w:val="4A4A49"/>
           <w:sz w:val="22"/>
         </w:rPr>
-        <w:t>[Slide 18] Preguntas frecuentes y cierre conceptual () (1/3)</w:t>
+        <w:t>[Slide 15] Sostenibilidad tecnica antes que ambiental (1/2)</w:t>
       </w:r>
       <w:r>
         <w:rPr>
@@ -664,7 +675,82 @@
           <w:color w:val="4A4A49"/>
           <w:sz w:val="22"/>
         </w:rPr>
-        <w:t xml:space="preserve"> — 5 vinetas.</w:t>
+        <w:t xml:space="preserve"> — 4 vinetas.</w:t>
+      </w:r>
+    </w:p>
+    <w:p>
+      <w:pPr>
+        <w:pStyle w:val="ListBullet2"/>
+      </w:pPr>
+      <w:r>
+        <w:rPr>
+          <w:b w:val="0"/>
+          <w:color w:val="4A4A49"/>
+          <w:sz w:val="22"/>
+        </w:rPr>
+        <w:t>Por eso las mismas tres acciones sirven a la vez para la factura y para la huella.</w:t>
+      </w:r>
+    </w:p>
+    <w:p>
+      <w:pPr>
+        <w:pStyle w:val="ListBullet2"/>
+      </w:pPr>
+      <w:r>
+        <w:rPr>
+          <w:b w:val="0"/>
+          <w:color w:val="4A4A49"/>
+          <w:sz w:val="22"/>
+        </w:rPr>
+        <w:t>(No se proyecta) La sostenibilidad en este curso es tecnica antes que ambiental, y conviene decirlo asi para no caer en discurso vacio.</w:t>
+      </w:r>
+    </w:p>
+    <w:p>
+      <w:pPr>
+        <w:pStyle w:val="ListBullet2"/>
+      </w:pPr>
+      <w:r>
+        <w:rPr>
+          <w:b w:val="0"/>
+          <w:color w:val="4A4A49"/>
+          <w:sz w:val="22"/>
+        </w:rPr>
+        <w:t>(No se proyecta) Y hay una tercera cara que el estudiante ignora: el costo humano de mantener el diseno.</w:t>
+      </w:r>
+    </w:p>
+    <w:p>
+      <w:r>
+        <w:rPr>
+          <w:b/>
+          <w:color w:val="4A4A49"/>
+          <w:sz w:val="22"/>
+        </w:rPr>
+        <w:t>[Slide 16] Sostenibilidad tecnica antes que ambiental (2/2)</w:t>
+      </w:r>
+      <w:r>
+        <w:rPr>
+          <w:b w:val="0"/>
+          <w:color w:val="4A4A49"/>
+          <w:sz w:val="22"/>
+        </w:rPr>
+        <w:t xml:space="preserve"> — 3 vinetas.</w:t>
+      </w:r>
+    </w:p>
+    <w:p>
+      <w:r>
+        <w:rPr>
+          <w:b/>
+          <w:color w:val="4A4A49"/>
+          <w:sz w:val="22"/>
+        </w:rPr>
+        <w:t>[Slide 17] Preguntas frecuentes y cierre conceptual (1/2)</w:t>
+      </w:r>
+      <w:r>
+        <w:rPr>
+          <w:b w:val="0"/>
+          <w:color w:val="4A4A49"/>
+          <w:sz w:val="22"/>
+        </w:rPr>
+        <w:t xml:space="preserve"> — 3 vinetas.</w:t>
       </w:r>
     </w:p>
     <w:p>
@@ -681,57 +767,13 @@
       </w:r>
     </w:p>
     <w:p>
-      <w:pPr>
-        <w:pStyle w:val="ListBullet2"/>
-      </w:pPr>
-      <w:r>
-        <w:rPr>
-          <w:b w:val="0"/>
-          <w:color w:val="4A4A49"/>
-          <w:sz w:val="22"/>
-        </w:rPr>
-        <w:t>Conviene advertir que en la Clase 11 la auditoria exigira que los componentes de esta tabla se llamen igual que los contenedores del C4 de la Clase 4 y las piezas del despliegue de la Clase 7, y que en la Clase 13 el limite maximo del autoescalado sera el techo de costo que se decide hoy.</w:t>
-      </w:r>
-    </w:p>
-    <w:p>
-      <w:pPr>
-        <w:pStyle w:val="ListBullet2"/>
-      </w:pPr>
-      <w:r>
-        <w:rPr>
-          <w:b w:val="0"/>
-          <w:color w:val="4A4A49"/>
-          <w:sz w:val="22"/>
-        </w:rPr>
-        <w:t>Con eso la clase se vuelve una caceria de calculadoras de precios, el estudiante copia numeros que no entiende y las acciones de right-sizing quedan cosmeticas.</w:t>
-      </w:r>
-    </w:p>
-    <w:p>
       <w:r>
         <w:rPr>
           <w:b/>
           <w:color w:val="4A4A49"/>
           <w:sz w:val="22"/>
         </w:rPr>
-        <w:t>[Slide 19] Preguntas frecuentes y cierre conceptual () (2/3)</w:t>
-      </w:r>
-      <w:r>
-        <w:rPr>
-          <w:b w:val="0"/>
-          <w:color w:val="4A4A49"/>
-          <w:sz w:val="22"/>
-        </w:rPr>
-        <w:t xml:space="preserve"> — 5 vinetas.</w:t>
-      </w:r>
-    </w:p>
-    <w:p>
-      <w:r>
-        <w:rPr>
-          <w:b/>
-          <w:color w:val="4A4A49"/>
-          <w:sz w:val="22"/>
-        </w:rPr>
-        <w:t>[Slide 20] Preguntas frecuentes y cierre conceptual () (3/3)</w:t>
+        <w:t>[Slide 18] Preguntas frecuentes y cierre conceptual (2/2)</w:t>
       </w:r>
       <w:r>
         <w:rPr>
@@ -906,7 +948,7 @@
           <w:color w:val="4A4A49"/>
           <w:sz w:val="22"/>
         </w:rPr>
-        <w:t>Ordenes de magnitud que el docente debe poder citar</w:t>
+        <w:t>Ordenes de magnitud de costo</w:t>
       </w:r>
     </w:p>
     <w:p>
@@ -945,20 +987,7 @@
           <w:color w:val="4A4A49"/>
           <w:sz w:val="22"/>
         </w:rPr>
-        <w:t>Segundo ejemplo: por que el driver importa mas que el nivel (1/2)</w:t>
-      </w:r>
-    </w:p>
-    <w:p>
-      <w:pPr>
-        <w:pStyle w:val="ListNumber"/>
-      </w:pPr>
-      <w:r>
-        <w:rPr>
-          <w:b w:val="0"/>
-          <w:color w:val="4A4A49"/>
-          <w:sz w:val="22"/>
-        </w:rPr>
-        <w:t>Segundo ejemplo: por que el driver importa mas que el nivel (2/2)</w:t>
+        <w:t>Segundo ejemplo: por que el driver importa mas que el nivel</w:t>
       </w:r>
     </w:p>
     <w:p>
@@ -1023,7 +1052,7 @@
           <w:color w:val="4A4A49"/>
           <w:sz w:val="22"/>
         </w:rPr>
-        <w:t>Preguntas frecuentes y cierre conceptual () (1/3)</w:t>
+        <w:t>Preguntas frecuentes y cierre conceptual (1/2)</w:t>
       </w:r>
     </w:p>
     <w:p>
@@ -1036,20 +1065,7 @@
           <w:color w:val="4A4A49"/>
           <w:sz w:val="22"/>
         </w:rPr>
-        <w:t>Preguntas frecuentes y cierre conceptual () (2/3)</w:t>
-      </w:r>
-    </w:p>
-    <w:p>
-      <w:pPr>
-        <w:pStyle w:val="ListNumber"/>
-      </w:pPr>
-      <w:r>
-        <w:rPr>
-          <w:b w:val="0"/>
-          <w:color w:val="4A4A49"/>
-          <w:sz w:val="22"/>
-        </w:rPr>
-        <w:t>Preguntas frecuentes y cierre conceptual () (3/3)</w:t>
+        <w:t>Preguntas frecuentes y cierre conceptual (2/2)</w:t>
       </w:r>
     </w:p>
     <w:p>

--- a/Arquitectura de Sistemas Computacionales/Kit docente/Clase 10/Guion Docente Clase 10 - Costos y sostenibilidad cloud.docx
+++ b/Arquitectura de Sistemas Computacionales/Kit docente/Clase 10/Guion Docente Clase 10 - Costos y sostenibilidad cloud.docx
@@ -284,7 +284,7 @@
           <w:color w:val="4A4A49"/>
           <w:sz w:val="22"/>
         </w:rPr>
-        <w:t>[Slide 6] Clase autonoma: de gasto de capital a gasto operativo medido</w:t>
+        <w:t>[Slide 4] Clase autonoma: de gasto de capital a gasto operativo medido</w:t>
       </w:r>
       <w:r>
         <w:rPr>
@@ -292,7 +292,72 @@
           <w:color w:val="4A4A49"/>
           <w:sz w:val="22"/>
         </w:rPr>
-        <w:t xml:space="preserve"> — 3 vinetas.</w:t>
+        <w:t xml:space="preserve"> — 2 vinetas.</w:t>
+      </w:r>
+    </w:p>
+    <w:p>
+      <w:pPr>
+        <w:pStyle w:val="ListBullet2"/>
+      </w:pPr>
+      <w:r>
+        <w:rPr>
+          <w:b w:val="0"/>
+          <w:color w:val="4A4A49"/>
+          <w:sz w:val="22"/>
+        </w:rPr>
+        <w:t>DESARROLLO (para explicarlo, no se proyecta):</w:t>
+      </w:r>
+    </w:p>
+    <w:p>
+      <w:pPr>
+        <w:pStyle w:val="ListBullet2"/>
+      </w:pPr>
+      <w:r>
+        <w:rPr>
+          <w:b w:val="0"/>
+          <w:color w:val="4A4A49"/>
+          <w:sz w:val="22"/>
+        </w:rPr>
+        <w:t>En un centro de datos propio el gasto es de capital: se compra un servidor, se paga por adelantado, se amortiza en tres o cinco anos, y desde ese momento dejarlo encendido una hora mas no aparece en ninguna factura visible.</w:t>
+      </w:r>
+    </w:p>
+    <w:p>
+      <w:pPr>
+        <w:pStyle w:val="ListBullet2"/>
+      </w:pPr>
+      <w:r>
+        <w:rPr>
+          <w:b w:val="0"/>
+          <w:color w:val="4A4A49"/>
+          <w:sz w:val="22"/>
+        </w:rPr>
+        <w:t>En la nube el gasto es operativo y medido: se paga por segundo de computo, por gigabyte almacenado al mes, por gigabyte que sale hacia internet y por peticion atendida.</w:t>
+      </w:r>
+    </w:p>
+    <w:p>
+      <w:pPr>
+        <w:pStyle w:val="ListBullet2"/>
+      </w:pPr>
+      <w:r>
+        <w:rPr>
+          <w:b w:val="0"/>
+          <w:color w:val="4A4A49"/>
+          <w:sz w:val="22"/>
+        </w:rPr>
+        <w:t>El cambio no es contable sino arquitectonico.</w:t>
+      </w:r>
+    </w:p>
+    <w:p>
+      <w:pPr>
+        <w:pStyle w:val="ListBullet2"/>
+      </w:pPr>
+      <w:r>
+        <w:rPr>
+          <w:b w:val="0"/>
+          <w:color w:val="4A4A49"/>
+          <w:sz w:val="22"/>
+        </w:rPr>
+        <w:t>NOTAS:</w:t>
       </w:r>
     </w:p>
     <w:p>
@@ -354,7 +419,7 @@
           <w:color w:val="4A4A49"/>
           <w:sz w:val="22"/>
         </w:rPr>
-        <w:t>[Slide 7] CloudLite no tiene factura real, y por que igual se estima (1/2)</w:t>
+        <w:t>[Slide 5] CloudLite no tiene factura real, y por que igual se estima</w:t>
       </w:r>
       <w:r>
         <w:rPr>
@@ -362,7 +427,111 @@
           <w:color w:val="4A4A49"/>
           <w:sz w:val="22"/>
         </w:rPr>
-        <w:t xml:space="preserve"> — 3 vinetas.</w:t>
+        <w:t xml:space="preserve"> — 2 vinetas.</w:t>
+      </w:r>
+    </w:p>
+    <w:p>
+      <w:pPr>
+        <w:pStyle w:val="ListBullet2"/>
+      </w:pPr>
+      <w:r>
+        <w:rPr>
+          <w:b w:val="0"/>
+          <w:color w:val="4A4A49"/>
+          <w:sz w:val="22"/>
+        </w:rPr>
+        <w:t>DESARROLLO (para explicarlo, no se proyecta):</w:t>
+      </w:r>
+    </w:p>
+    <w:p>
+      <w:pPr>
+        <w:pStyle w:val="ListBullet2"/>
+      </w:pPr>
+      <w:r>
+        <w:rPr>
+          <w:b w:val="0"/>
+          <w:color w:val="4A4A49"/>
+          <w:sz w:val="22"/>
+        </w:rPr>
+        <w:t>CloudLite App no tiene facturacion real y no la va a tener: el curso prohibe cuentas cloud de pago y tarjetas de credito, y todo se trabaja con draw.io, Excalidraw, Killercoda y el free tier de GitHub Actions.</w:t>
+      </w:r>
+    </w:p>
+    <w:p>
+      <w:pPr>
+        <w:pStyle w:val="ListBullet2"/>
+      </w:pPr>
+      <w:r>
+        <w:rPr>
+          <w:b w:val="0"/>
+          <w:color w:val="4A4A49"/>
+          <w:sz w:val="22"/>
+        </w:rPr>
+        <w:t>En vez de pesos se usa una escala ordinal de tres niveles, Bajo, Medio y Alto, asignada componente por componente.</w:t>
+      </w:r>
+    </w:p>
+    <w:p>
+      <w:pPr>
+        <w:pStyle w:val="ListBullet2"/>
+      </w:pPr>
+      <w:r>
+        <w:rPr>
+          <w:b w:val="0"/>
+          <w:color w:val="4A4A49"/>
+          <w:sz w:val="22"/>
+        </w:rPr>
+        <w:t>Una escala ordinal ordena pero no mide distancias: decir que la base de datos es Alto y el frontend estatico es Bajo afirma que uno cuesta mas que el otro, no cuantas veces mas.</w:t>
+      </w:r>
+    </w:p>
+    <w:p>
+      <w:pPr>
+        <w:pStyle w:val="ListBullet2"/>
+      </w:pPr>
+      <w:r>
+        <w:rPr>
+          <w:b w:val="0"/>
+          <w:color w:val="4A4A49"/>
+          <w:sz w:val="22"/>
+        </w:rPr>
+        <w:t>Alcanza de sobra para el objetivo real, que es identificar el driver de costo de cada componente.</w:t>
+      </w:r>
+    </w:p>
+    <w:p>
+      <w:pPr>
+        <w:pStyle w:val="ListBullet2"/>
+      </w:pPr>
+      <w:r>
+        <w:rPr>
+          <w:b w:val="0"/>
+          <w:color w:val="4A4A49"/>
+          <w:sz w:val="22"/>
+        </w:rPr>
+        <w:t>Un driver de costo es la variable concreta que, si crece, hace crecer la factura de ese componente</w:t>
+      </w:r>
+    </w:p>
+    <w:p>
+      <w:pPr>
+        <w:pStyle w:val="ListBullet2"/>
+      </w:pPr>
+      <w:r>
+        <w:rPr>
+          <w:b w:val="0"/>
+          <w:color w:val="4A4A49"/>
+          <w:sz w:val="22"/>
+        </w:rPr>
+        <w:t>No es "el uso" en abstracto sino algo contable: instancias encendidas, horas encendidas, gigabytes almacenados, gigabytes de trafico de salida, numero de peticiones, gigabytes de logs ingeridos.</w:t>
+      </w:r>
+    </w:p>
+    <w:p>
+      <w:pPr>
+        <w:pStyle w:val="ListBullet2"/>
+      </w:pPr>
+      <w:r>
+        <w:rPr>
+          <w:b w:val="0"/>
+          <w:color w:val="4A4A49"/>
+          <w:sz w:val="22"/>
+        </w:rPr>
+        <w:t>NOTAS:</w:t>
       </w:r>
     </w:p>
     <w:p>
@@ -398,7 +567,25 @@
           <w:color w:val="4A4A49"/>
           <w:sz w:val="22"/>
         </w:rPr>
-        <w:t>[Slide 8] CloudLite no tiene factura real, y por que igual se estima (2/2)</w:t>
+        <w:t>[Slide 6] Costos sin factura real</w:t>
+      </w:r>
+      <w:r>
+        <w:rPr>
+          <w:b w:val="0"/>
+          <w:color w:val="4A4A49"/>
+          <w:sz w:val="22"/>
+        </w:rPr>
+        <w:t xml:space="preserve"> — 5 vinetas.</w:t>
+      </w:r>
+    </w:p>
+    <w:p>
+      <w:r>
+        <w:rPr>
+          <w:b/>
+          <w:color w:val="4A4A49"/>
+          <w:sz w:val="22"/>
+        </w:rPr>
+        <w:t>[Slide 7] Ordenes de magnitud de costo</w:t>
       </w:r>
       <w:r>
         <w:rPr>
@@ -410,21 +597,94 @@
       </w:r>
     </w:p>
     <w:p>
-      <w:r>
-        <w:rPr>
-          <w:b/>
-          <w:color w:val="4A4A49"/>
-          <w:sz w:val="22"/>
-        </w:rPr>
-        <w:t>[Slide 9] Ordenes de magnitud de costo</w:t>
-      </w:r>
+      <w:pPr>
+        <w:pStyle w:val="ListBullet2"/>
+      </w:pPr>
       <w:r>
         <w:rPr>
           <w:b w:val="0"/>
           <w:color w:val="4A4A49"/>
           <w:sz w:val="22"/>
         </w:rPr>
-        <w:t xml:space="preserve"> — 5 vinetas.</w:t>
+        <w:t>DESARROLLO (para explicarlo, no se proyecta):</w:t>
+      </w:r>
+    </w:p>
+    <w:p>
+      <w:pPr>
+        <w:pStyle w:val="ListBullet2"/>
+      </w:pPr>
+      <w:r>
+        <w:rPr>
+          <w:b w:val="0"/>
+          <w:color w:val="4A4A49"/>
+          <w:sz w:val="22"/>
+        </w:rPr>
+        <w:t>Una instancia pequena de 2 vCPU y 4 GB encendida todo el mes cuesta del orden de 25 a 40 dolares.</w:t>
+      </w:r>
+    </w:p>
+    <w:p>
+      <w:pPr>
+        <w:pStyle w:val="ListBullet2"/>
+      </w:pPr>
+      <w:r>
+        <w:rPr>
+          <w:b w:val="0"/>
+          <w:color w:val="4A4A49"/>
+          <w:sz w:val="22"/>
+        </w:rPr>
+        <w:t>El almacenamiento de objetos cuesta del orden de 0.02 a 0.03 dolares por gigabyte al mes, es decir casi nada.</w:t>
+      </w:r>
+    </w:p>
+    <w:p>
+      <w:pPr>
+        <w:pStyle w:val="ListBullet2"/>
+      </w:pPr>
+      <w:r>
+        <w:rPr>
+          <w:b w:val="0"/>
+          <w:color w:val="4A4A49"/>
+          <w:sz w:val="22"/>
+        </w:rPr>
+        <w:t>El trafico de salida hacia internet, llamado egress, cuesta del orden de 0.08 a 0.12 dolares por gigabyte: unas cuatro veces mas caro por gigabyte que guardarlo un mes entero.</w:t>
+      </w:r>
+    </w:p>
+    <w:p>
+      <w:pPr>
+        <w:pStyle w:val="ListBullet2"/>
+      </w:pPr>
+      <w:r>
+        <w:rPr>
+          <w:b w:val="0"/>
+          <w:color w:val="4A4A49"/>
+          <w:sz w:val="22"/>
+        </w:rPr>
+        <w:t>Un balanceador de carga cobra una tarifa fija de 18 a 25 dolares al mes incluso con cero trafico.</w:t>
+      </w:r>
+    </w:p>
+    <w:p>
+      <w:pPr>
+        <w:pStyle w:val="ListBullet2"/>
+      </w:pPr>
+      <w:r>
+        <w:rPr>
+          <w:b w:val="0"/>
+          <w:color w:val="4A4A49"/>
+          <w:sz w:val="22"/>
+        </w:rPr>
+        <w:t>La leccion durable son tres proporciones: guardar es barato, mover datos hacia afuera es caro, y estar prendido sin hacer nada tambien cuesta.</w:t>
+      </w:r>
+    </w:p>
+    <w:p>
+      <w:pPr>
+        <w:pStyle w:val="ListBullet2"/>
+      </w:pPr>
+      <w:r>
+        <w:rPr>
+          <w:b w:val="0"/>
+          <w:color w:val="4A4A49"/>
+          <w:sz w:val="22"/>
+        </w:rPr>
+        <w:t>NOTAS:</w:t>
       </w:r>
     </w:p>
     <w:p>
@@ -473,7 +733,7 @@
           <w:color w:val="4A4A49"/>
           <w:sz w:val="22"/>
         </w:rPr>
-        <w:t>[Slide 10] Primer ejemplo: la tabla de costos, componente por componente (1/2)</w:t>
+        <w:t>[Slide 8] Primer ejemplo: la tabla de costos, componente por componente</w:t>
       </w:r>
       <w:r>
         <w:rPr>
@@ -481,7 +741,137 @@
           <w:color w:val="4A4A49"/>
           <w:sz w:val="22"/>
         </w:rPr>
-        <w:t xml:space="preserve"> — 5 vinetas.</w:t>
+        <w:t xml:space="preserve"> — 3 vinetas.</w:t>
+      </w:r>
+    </w:p>
+    <w:p>
+      <w:pPr>
+        <w:pStyle w:val="ListBullet2"/>
+      </w:pPr>
+      <w:r>
+        <w:rPr>
+          <w:b w:val="0"/>
+          <w:color w:val="4A4A49"/>
+          <w:sz w:val="22"/>
+        </w:rPr>
+        <w:t>DESARROLLO (para explicarlo, no se proyecta):</w:t>
+      </w:r>
+    </w:p>
+    <w:p>
+      <w:pPr>
+        <w:pStyle w:val="ListBullet2"/>
+      </w:pPr>
+      <w:r>
+        <w:rPr>
+          <w:b w:val="0"/>
+          <w:color w:val="4A4A49"/>
+          <w:sz w:val="22"/>
+        </w:rPr>
+        <w:t>El primer ejemplo anclado en CloudLite es la tabla de costos, recorrida componente por componente.</w:t>
+      </w:r>
+    </w:p>
+    <w:p>
+      <w:pPr>
+        <w:pStyle w:val="ListBullet2"/>
+      </w:pPr>
+      <w:r>
+        <w:rPr>
+          <w:b w:val="0"/>
+          <w:color w:val="4A4A49"/>
+          <w:sz w:val="22"/>
+        </w:rPr>
+        <w:t>La base de datos queda en Alto con un argumento preciso: paga computo las 24 horas de los 30 dias aunque nadie consulte, mas almacenamiento que nunca baja, mas respaldos.</w:t>
+      </w:r>
+    </w:p>
+    <w:p>
+      <w:pPr>
+        <w:pStyle w:val="ListBullet2"/>
+      </w:pPr>
+      <w:r>
+        <w:rPr>
+          <w:b w:val="0"/>
+          <w:color w:val="4A4A49"/>
+          <w:sz w:val="22"/>
+        </w:rPr>
+        <w:t>El frontend estatico queda en Bajo porque es almacenamiento mas trafico y no tiene computo propio.</w:t>
+      </w:r>
+    </w:p>
+    <w:p>
+      <w:pPr>
+        <w:pStyle w:val="ListBullet2"/>
+      </w:pPr>
+      <w:r>
+        <w:rPr>
+          <w:b w:val="0"/>
+          <w:color w:val="4A4A49"/>
+          <w:sz w:val="22"/>
+        </w:rPr>
+        <w:t>Las notificaciones quedan en Bajo si se modelan como funcion serverless de volumen pequeno</w:t>
+      </w:r>
+    </w:p>
+    <w:p>
+      <w:pPr>
+        <w:pStyle w:val="ListBullet2"/>
+      </w:pPr>
+      <w:r>
+        <w:rPr>
+          <w:b w:val="0"/>
+          <w:color w:val="4A4A49"/>
+          <w:sz w:val="22"/>
+        </w:rPr>
+        <w:t>Y pasan a Medio si se implementan como un worker encendido de forma permanente: el mismo requisito con dos disenos y dos costos, que es exactamente el razonamiento que se evalua.</w:t>
+      </w:r>
+    </w:p>
+    <w:p>
+      <w:pPr>
+        <w:pStyle w:val="ListBullet2"/>
+      </w:pPr>
+      <w:r>
+        <w:rPr>
+          <w:b w:val="0"/>
+          <w:color w:val="4A4A49"/>
+          <w:sz w:val="22"/>
+        </w:rPr>
+        <w:t>Los cuatro conductores que explican casi toda la factura son: computo siempre encendido, transferencia de salida o egress, almacenamiento caliente y volumen de logs.</w:t>
+      </w:r>
+    </w:p>
+    <w:p>
+      <w:pPr>
+        <w:pStyle w:val="ListBullet2"/>
+      </w:pPr>
+      <w:r>
+        <w:rPr>
+          <w:b w:val="0"/>
+          <w:color w:val="4A4A49"/>
+          <w:sz w:val="22"/>
+        </w:rPr>
+        <w:t>Un error comun es costear solo el computo y olvidar el egress: en servicios que entregan archivos a muchos usuarios, la transferencia de salida puede superar al computo.</w:t>
+      </w:r>
+    </w:p>
+    <w:p>
+      <w:pPr>
+        <w:pStyle w:val="ListBullet2"/>
+      </w:pPr>
+      <w:r>
+        <w:rPr>
+          <w:b w:val="0"/>
+          <w:color w:val="4A4A49"/>
+          <w:sz w:val="22"/>
+        </w:rPr>
+        <w:t>Un ejemplo de fila es: API de turnos, nivel Medio, driver computo siempre encendido; si se mueve a un servicio que escala a cero fuera de horario, baja a Bajo.</w:t>
+      </w:r>
+    </w:p>
+    <w:p>
+      <w:pPr>
+        <w:pStyle w:val="ListBullet2"/>
+      </w:pPr>
+      <w:r>
+        <w:rPr>
+          <w:b w:val="0"/>
+          <w:color w:val="4A4A49"/>
+          <w:sz w:val="22"/>
+        </w:rPr>
+        <w:t>NOTAS:</w:t>
       </w:r>
     </w:p>
     <w:p>
@@ -517,7 +907,7 @@
           <w:color w:val="4A4A49"/>
           <w:sz w:val="22"/>
         </w:rPr>
-        <w:t>[Slide 11] Primer ejemplo: la tabla de costos, componente por componente (2/2)</w:t>
+        <w:t>[Slide 9] Segundo ejemplo: por que el driver importa mas que el nivel</w:t>
       </w:r>
       <w:r>
         <w:rPr>
@@ -525,25 +915,98 @@
           <w:color w:val="4A4A49"/>
           <w:sz w:val="22"/>
         </w:rPr>
-        <w:t xml:space="preserve"> — 3 vinetas.</w:t>
+        <w:t xml:space="preserve"> — 4 vinetas.</w:t>
       </w:r>
     </w:p>
     <w:p>
-      <w:r>
-        <w:rPr>
-          <w:b/>
-          <w:color w:val="4A4A49"/>
-          <w:sz w:val="22"/>
-        </w:rPr>
-        <w:t>[Slide 12] Segundo ejemplo: por que el driver importa mas que el nivel</w:t>
-      </w:r>
+      <w:pPr>
+        <w:pStyle w:val="ListBullet2"/>
+      </w:pPr>
       <w:r>
         <w:rPr>
           <w:b w:val="0"/>
           <w:color w:val="4A4A49"/>
           <w:sz w:val="22"/>
         </w:rPr>
-        <w:t xml:space="preserve"> — 5 vinetas.</w:t>
+        <w:t>DESARROLLO (para explicarlo, no se proyecta):</w:t>
+      </w:r>
+    </w:p>
+    <w:p>
+      <w:pPr>
+        <w:pStyle w:val="ListBullet2"/>
+      </w:pPr>
+      <w:r>
+        <w:rPr>
+          <w:b w:val="0"/>
+          <w:color w:val="4A4A49"/>
+          <w:sz w:val="22"/>
+        </w:rPr>
+        <w:t>Suponga que CloudLite permite subir comprobantes en PDF o imagenes y que en un semestre acumula 5000 archivos de 2 MB, o sea 10 GB.</w:t>
+      </w:r>
+    </w:p>
+    <w:p>
+      <w:pPr>
+        <w:pStyle w:val="ListBullet2"/>
+      </w:pPr>
+      <w:r>
+        <w:rPr>
+          <w:b w:val="0"/>
+          <w:color w:val="4A4A49"/>
+          <w:sz w:val="22"/>
+        </w:rPr>
+        <w:t>Guardarlos cuesta unos 0.25 dolares al mes, despreciable.</w:t>
+      </w:r>
+    </w:p>
+    <w:p>
+      <w:pPr>
+        <w:pStyle w:val="ListBullet2"/>
+      </w:pPr>
+      <w:r>
+        <w:rPr>
+          <w:b w:val="0"/>
+          <w:color w:val="4A4A49"/>
+          <w:sz w:val="22"/>
+        </w:rPr>
+        <w:t>Pero si cada archivo se descarga en promedio 20 veces, el sistema mueve 200 GB de egress al mes, que a 0.09 dolares por gigabyte son unos 18 dolares: setenta veces mas que el almacenamiento.</w:t>
+      </w:r>
+    </w:p>
+    <w:p>
+      <w:pPr>
+        <w:pStyle w:val="ListBullet2"/>
+      </w:pPr>
+      <w:r>
+        <w:rPr>
+          <w:b w:val="0"/>
+          <w:color w:val="4A4A49"/>
+          <w:sz w:val="22"/>
+        </w:rPr>
+        <w:t>Hay dos familias de recursos: los que cobran por uso y los que cobran por existir.</w:t>
+      </w:r>
+    </w:p>
+    <w:p>
+      <w:pPr>
+        <w:pStyle w:val="ListBullet2"/>
+      </w:pPr>
+      <w:r>
+        <w:rPr>
+          <w:b w:val="0"/>
+          <w:color w:val="4A4A49"/>
+          <w:sz w:val="22"/>
+        </w:rPr>
+        <w:t>La base de datos gestionada, el balanceador, las IP reservadas, los volumenes huerfanos y las instantaneas viejas son de la segunda y facturan aunque el ultimo usuario se haya ido hace meses.</w:t>
+      </w:r>
+    </w:p>
+    <w:p>
+      <w:pPr>
+        <w:pStyle w:val="ListBullet2"/>
+      </w:pPr>
+      <w:r>
+        <w:rPr>
+          <w:b w:val="0"/>
+          <w:color w:val="4A4A49"/>
+          <w:sz w:val="22"/>
+        </w:rPr>
+        <w:t>NOTAS:</w:t>
       </w:r>
     </w:p>
     <w:p>
@@ -592,7 +1055,7 @@
           <w:color w:val="4A4A49"/>
           <w:sz w:val="22"/>
         </w:rPr>
-        <w:t>[Slide 13] Right-sizing: tres acciones ancladas en observacion (1/2)</w:t>
+        <w:t>[Slide 10] Right-sizing: tres acciones ancladas en observacion</w:t>
       </w:r>
       <w:r>
         <w:rPr>
@@ -600,7 +1063,124 @@
           <w:color w:val="4A4A49"/>
           <w:sz w:val="22"/>
         </w:rPr>
-        <w:t xml:space="preserve"> — 4 vinetas.</w:t>
+        <w:t xml:space="preserve"> — 2 vinetas.</w:t>
+      </w:r>
+    </w:p>
+    <w:p>
+      <w:pPr>
+        <w:pStyle w:val="ListBullet2"/>
+      </w:pPr>
+      <w:r>
+        <w:rPr>
+          <w:b w:val="0"/>
+          <w:color w:val="4A4A49"/>
+          <w:sz w:val="22"/>
+        </w:rPr>
+        <w:t>DESARROLLO (para explicarlo, no se proyecta):</w:t>
+      </w:r>
+    </w:p>
+    <w:p>
+      <w:pPr>
+        <w:pStyle w:val="ListBullet2"/>
+      </w:pPr>
+      <w:r>
+        <w:rPr>
+          <w:b w:val="0"/>
+          <w:color w:val="4A4A49"/>
+          <w:sz w:val="22"/>
+        </w:rPr>
+        <w:t>La metrica que lo gobierna es la utilizacion, el porcentaje de la capacidad pagada que efectivamente se usa; una maquina al 5 por ciento de CPU durante un mes desperdicia el 95 por ciento de lo pagado.</w:t>
+      </w:r>
+    </w:p>
+    <w:p>
+      <w:pPr>
+        <w:pStyle w:val="ListBullet2"/>
+      </w:pPr>
+      <w:r>
+        <w:rPr>
+          <w:b w:val="0"/>
+          <w:color w:val="4A4A49"/>
+          <w:sz w:val="22"/>
+        </w:rPr>
+        <w:t>La convencion de industria, que es convencion y no regla, apunta a una utilizacion sostenida entre el 40 y el 70 por ciento: por debajo hay sobreaprovisionamiento y por encima no queda holgura para picos.</w:t>
+      </w:r>
+    </w:p>
+    <w:p>
+      <w:pPr>
+        <w:pStyle w:val="ListBullet2"/>
+      </w:pPr>
+      <w:r>
+        <w:rPr>
+          <w:b w:val="0"/>
+          <w:color w:val="4A4A49"/>
+          <w:sz w:val="22"/>
+        </w:rPr>
+        <w:t>La primera accion tipica es reducir tamano o numero de replicas hasta acercarse a ese rango.</w:t>
+      </w:r>
+    </w:p>
+    <w:p>
+      <w:pPr>
+        <w:pStyle w:val="ListBullet2"/>
+      </w:pPr>
+      <w:r>
+        <w:rPr>
+          <w:b w:val="0"/>
+          <w:color w:val="4A4A49"/>
+          <w:sz w:val="22"/>
+        </w:rPr>
+        <w:t>La segunda es apagar por horario lo que no es produccion: un ambiente encendido las 24 horas los siete dias consume 168 horas semanales, y encendido solo de 8 a 6 en dias habiles consume 50, un ahorro cercano al 70 por ciento sin tocar codigo.</w:t>
+      </w:r>
+    </w:p>
+    <w:p>
+      <w:pPr>
+        <w:pStyle w:val="ListBullet2"/>
+      </w:pPr>
+      <w:r>
+        <w:rPr>
+          <w:b w:val="0"/>
+          <w:color w:val="4A4A49"/>
+          <w:sz w:val="22"/>
+        </w:rPr>
+        <w:t>Igual de validos son fijar retencion de logs a 30 dias en vez de para siempre y borrar volumenes e instantaneas sin dueno.</w:t>
+      </w:r>
+    </w:p>
+    <w:p>
+      <w:pPr>
+        <w:pStyle w:val="ListBullet2"/>
+      </w:pPr>
+      <w:r>
+        <w:rPr>
+          <w:b w:val="0"/>
+          <w:color w:val="4A4A49"/>
+          <w:sz w:val="22"/>
+        </w:rPr>
+        <w:t>La tercera accion es reducir lo que esta sobredimensionado: una instancia que nunca pasa del 20 por ciento de CPU puede bajar a la mitad de su capacidad sin que nadie lo note.</w:t>
+      </w:r>
+    </w:p>
+    <w:p>
+      <w:pPr>
+        <w:pStyle w:val="ListBullet2"/>
+      </w:pPr>
+      <w:r>
+        <w:rPr>
+          <w:b w:val="0"/>
+          <w:color w:val="4A4A49"/>
+          <w:sz w:val="22"/>
+        </w:rPr>
+        <w:t>El orden correcto es: medir durante al menos 2 semanas, reducir un escalon y volver a medir; reducir sin datos es adivinar.</w:t>
+      </w:r>
+    </w:p>
+    <w:p>
+      <w:pPr>
+        <w:pStyle w:val="ListBullet2"/>
+      </w:pPr>
+      <w:r>
+        <w:rPr>
+          <w:b w:val="0"/>
+          <w:color w:val="4A4A49"/>
+          <w:sz w:val="22"/>
+        </w:rPr>
+        <w:t>NOTAS:</w:t>
       </w:r>
     </w:p>
     <w:p>
@@ -649,25 +1229,7 @@
           <w:color w:val="4A4A49"/>
           <w:sz w:val="22"/>
         </w:rPr>
-        <w:t>[Slide 14] Right-sizing: tres acciones ancladas en observacion (2/2)</w:t>
-      </w:r>
-      <w:r>
-        <w:rPr>
-          <w:b w:val="0"/>
-          <w:color w:val="4A4A49"/>
-          <w:sz w:val="22"/>
-        </w:rPr>
-        <w:t xml:space="preserve"> — 3 vinetas.</w:t>
-      </w:r>
-    </w:p>
-    <w:p>
-      <w:r>
-        <w:rPr>
-          <w:b/>
-          <w:color w:val="4A4A49"/>
-          <w:sz w:val="22"/>
-        </w:rPr>
-        <w:t>[Slide 15] Sostenibilidad tecnica antes que ambiental (1/2)</w:t>
+        <w:t>[Slide 11] Sostenibilidad</w:t>
       </w:r>
       <w:r>
         <w:rPr>
@@ -688,7 +1250,228 @@
           <w:color w:val="4A4A49"/>
           <w:sz w:val="22"/>
         </w:rPr>
+        <w:t>DESARROLLO (para explicarlo, no se proyecta):</w:t>
+      </w:r>
+    </w:p>
+    <w:p>
+      <w:pPr>
+        <w:pStyle w:val="ListBullet2"/>
+      </w:pPr>
+      <w:r>
+        <w:rPr>
+          <w:b w:val="0"/>
+          <w:color w:val="4A4A49"/>
+          <w:sz w:val="22"/>
+        </w:rPr>
+        <w:t>La energia que consume un servidor depende sobre todo de la capacidad encendida, no de la usada: una maquina al 5 por ciento no consume el 5 por ciento de la energia, consume mucho mas</w:t>
+      </w:r>
+    </w:p>
+    <w:p>
+      <w:pPr>
+        <w:pStyle w:val="ListBullet2"/>
+      </w:pPr>
+      <w:r>
+        <w:rPr>
+          <w:b w:val="0"/>
+          <w:color w:val="4A4A49"/>
+          <w:sz w:val="22"/>
+        </w:rPr>
+        <w:t>Porque el consumo en reposo de un servidor moderno ronda la mitad del consumo a plena carga.</w:t>
+      </w:r>
+    </w:p>
+    <w:p>
+      <w:pPr>
+        <w:pStyle w:val="ListBullet2"/>
+      </w:pPr>
+      <w:r>
+        <w:rPr>
+          <w:b w:val="0"/>
+          <w:color w:val="4A4A49"/>
+          <w:sz w:val="22"/>
+        </w:rPr>
+        <w:t>Hay ademas una decision de arquitectura con efecto directo: la intensidad de carbono de la electricidad varia fuerte entre regiones, asi que elegir region no es solo latencia y cumplimiento normativo.</w:t>
+      </w:r>
+    </w:p>
+    <w:p>
+      <w:pPr>
+        <w:pStyle w:val="ListBullet2"/>
+      </w:pPr>
+      <w:r>
+        <w:rPr>
+          <w:b w:val="0"/>
+          <w:color w:val="4A4A49"/>
+          <w:sz w:val="22"/>
+        </w:rPr>
+        <w:t>Una arquitectura de ocho servicios que un equipo de tres personas no puede operar es insostenible aunque la infraestructura sea gratis.</w:t>
+      </w:r>
+    </w:p>
+    <w:p>
+      <w:pPr>
+        <w:pStyle w:val="ListBullet2"/>
+      </w:pPr>
+      <w:r>
+        <w:rPr>
+          <w:b w:val="0"/>
+          <w:color w:val="4A4A49"/>
+          <w:sz w:val="22"/>
+        </w:rPr>
+        <w:t>Un ejemplo en CloudLite: un monolito modular de un solo contenedor es mas sostenible para un equipo de 1 o 2 personas que cinco microservicios, porque tiene 1 pipeline, 1 despliegue y 1 lugar donde buscar un error.</w:t>
+      </w:r>
+    </w:p>
+    <w:p>
+      <w:pPr>
+        <w:pStyle w:val="ListBullet2"/>
+      </w:pPr>
+      <w:r>
+        <w:rPr>
+          <w:b w:val="0"/>
+          <w:color w:val="4A4A49"/>
+          <w:sz w:val="22"/>
+        </w:rPr>
+        <w:t>La cara ambiental tambien es medible: un entorno de pruebas apagado fuera del horario de trabajo consume menos de la mitad de las horas de computo de uno encendido todo el dia.</w:t>
+      </w:r>
+    </w:p>
+    <w:p>
+      <w:pPr>
+        <w:pStyle w:val="ListBullet2"/>
+      </w:pPr>
+      <w:r>
+        <w:rPr>
+          <w:b w:val="0"/>
+          <w:color w:val="4A4A49"/>
+          <w:sz w:val="22"/>
+        </w:rPr>
+        <w:t>Un error comun es medir la sostenibilidad solo en emisiones: un diseno que nadie del equipo entiende termina reescrito, y reescribir consume mas recursos que operarlo bien.</w:t>
+      </w:r>
+    </w:p>
+    <w:p>
+      <w:pPr>
+        <w:pStyle w:val="ListBullet2"/>
+      </w:pPr>
+      <w:r>
+        <w:rPr>
+          <w:b w:val="0"/>
+          <w:color w:val="4A4A49"/>
+          <w:sz w:val="22"/>
+        </w:rPr>
+        <w:t>NOTAS:</w:t>
+      </w:r>
+    </w:p>
+    <w:p>
+      <w:pPr>
+        <w:pStyle w:val="ListBullet2"/>
+      </w:pPr>
+      <w:r>
+        <w:rPr>
+          <w:b w:val="0"/>
+          <w:color w:val="4A4A49"/>
+          <w:sz w:val="22"/>
+        </w:rPr>
         <w:t>Por eso las mismas tres acciones sirven a la vez para la factura y para la huella.</w:t>
+      </w:r>
+    </w:p>
+    <w:p>
+      <w:pPr>
+        <w:pStyle w:val="ListBullet2"/>
+      </w:pPr>
+      <w:r>
+        <w:rPr>
+          <w:b w:val="0"/>
+          <w:color w:val="4A4A49"/>
+          <w:sz w:val="22"/>
+        </w:rPr>
+        <w:t>PREGUNTAS FRECUENTES Y CIERRE CONCEPTUAL ()</w:t>
+      </w:r>
+    </w:p>
+    <w:p>
+      <w:pPr>
+        <w:pStyle w:val="ListBullet2"/>
+      </w:pPr>
+      <w:r>
+        <w:rPr>
+          <w:b w:val="0"/>
+          <w:color w:val="4A4A49"/>
+          <w:sz w:val="22"/>
+        </w:rPr>
+        <w:t>La primera es si tiene sentido estimar costos cuando nadie va a pagar nada; la respuesta es que la estimacion no cambia la factura, cambia el diseno, y que en un trabajo real la segunda pregunta despues de "funciona" es "cuanto cuesta al mes".</w:t>
+      </w:r>
+    </w:p>
+    <w:p>
+      <w:pPr>
+        <w:pStyle w:val="ListBullet2"/>
+      </w:pPr>
+      <w:r>
+        <w:rPr>
+          <w:b w:val="0"/>
+          <w:color w:val="4A4A49"/>
+          <w:sz w:val="22"/>
+        </w:rPr>
+        <w:t>La segunda es si entonces lo mas barato es siempre lo mejor, y la respuesta es no</w:t>
+      </w:r>
+    </w:p>
+    <w:p>
+      <w:pPr>
+        <w:pStyle w:val="ListBullet2"/>
+      </w:pPr>
+      <w:r>
+        <w:rPr>
+          <w:b w:val="0"/>
+          <w:color w:val="4A4A49"/>
+          <w:sz w:val="22"/>
+        </w:rPr>
+        <w:t>Porque lo mas barato suele mover el costo hacia la operacion humana; el concepto a nombrar es costo total de propiedad, que suma infraestructura mas operacion mas incidentes mas migraciones</w:t>
+      </w:r>
+    </w:p>
+    <w:p>
+      <w:pPr>
+        <w:pStyle w:val="ListBullet2"/>
+      </w:pPr>
+      <w:r>
+        <w:rPr>
+          <w:b w:val="0"/>
+          <w:color w:val="4A4A49"/>
+          <w:sz w:val="22"/>
+        </w:rPr>
+        <w:t>Y bajo esa lente una base de datos autoadministrada en una maquina desnuda es mas barata al mes y mas cara al ano cuando alguien debe parcharla, respaldarla y atender su caida a las tres de la manana.</w:t>
+      </w:r>
+    </w:p>
+    <w:p>
+      <w:pPr>
+        <w:pStyle w:val="ListBullet2"/>
+      </w:pPr>
+      <w:r>
+        <w:rPr>
+          <w:b w:val="0"/>
+          <w:color w:val="4A4A49"/>
+          <w:sz w:val="22"/>
+        </w:rPr>
+        <w:t>La tercera es como asignar los niveles sin factura: se asignan comparando componentes entre si con el driver como argumento y escribiendo el supuesto</w:t>
+      </w:r>
+    </w:p>
+    <w:p>
+      <w:pPr>
+        <w:pStyle w:val="ListBullet2"/>
+      </w:pPr>
+      <w:r>
+        <w:rPr>
+          <w:b w:val="0"/>
+          <w:color w:val="4A4A49"/>
+          <w:sz w:val="22"/>
+        </w:rPr>
+        <w:t>"Alto porque es computo 24/7 mas almacenamiento acumulativo mas respaldos" es defendible, "Alto porque suena caro" no.</w:t>
+      </w:r>
+    </w:p>
+    <w:p>
+      <w:pPr>
+        <w:pStyle w:val="ListBullet2"/>
+      </w:pPr>
+      <w:r>
+        <w:rPr>
+          <w:b w:val="0"/>
+          <w:color w:val="4A4A49"/>
+          <w:sz w:val="22"/>
+        </w:rPr>
+        <w:t>Tres preguntas aparecen siempre.</w:t>
       </w:r>
     </w:p>
     <w:p>
@@ -715,73 +1498,6 @@
           <w:sz w:val="22"/>
         </w:rPr>
         <w:t>(No se proyecta) Y hay una tercera cara que el estudiante ignora: el costo humano de mantener el diseno.</w:t>
-      </w:r>
-    </w:p>
-    <w:p>
-      <w:r>
-        <w:rPr>
-          <w:b/>
-          <w:color w:val="4A4A49"/>
-          <w:sz w:val="22"/>
-        </w:rPr>
-        <w:t>[Slide 16] Sostenibilidad tecnica antes que ambiental (2/2)</w:t>
-      </w:r>
-      <w:r>
-        <w:rPr>
-          <w:b w:val="0"/>
-          <w:color w:val="4A4A49"/>
-          <w:sz w:val="22"/>
-        </w:rPr>
-        <w:t xml:space="preserve"> — 3 vinetas.</w:t>
-      </w:r>
-    </w:p>
-    <w:p>
-      <w:r>
-        <w:rPr>
-          <w:b/>
-          <w:color w:val="4A4A49"/>
-          <w:sz w:val="22"/>
-        </w:rPr>
-        <w:t>[Slide 17] Preguntas frecuentes y cierre conceptual (1/2)</w:t>
-      </w:r>
-      <w:r>
-        <w:rPr>
-          <w:b w:val="0"/>
-          <w:color w:val="4A4A49"/>
-          <w:sz w:val="22"/>
-        </w:rPr>
-        <w:t xml:space="preserve"> — 3 vinetas.</w:t>
-      </w:r>
-    </w:p>
-    <w:p>
-      <w:pPr>
-        <w:pStyle w:val="ListBullet2"/>
-      </w:pPr>
-      <w:r>
-        <w:rPr>
-          <w:b w:val="0"/>
-          <w:color w:val="4A4A49"/>
-          <w:sz w:val="22"/>
-        </w:rPr>
-        <w:t>Tres preguntas aparecen siempre.</w:t>
-      </w:r>
-    </w:p>
-    <w:p>
-      <w:r>
-        <w:rPr>
-          <w:b/>
-          <w:color w:val="4A4A49"/>
-          <w:sz w:val="22"/>
-        </w:rPr>
-        <w:t>[Slide 18] Preguntas frecuentes y cierre conceptual (2/2)</w:t>
-      </w:r>
-      <w:r>
-        <w:rPr>
-          <w:b w:val="0"/>
-          <w:color w:val="4A4A49"/>
-          <w:sz w:val="22"/>
-        </w:rPr>
-        <w:t xml:space="preserve"> — 3 vinetas.</w:t>
       </w:r>
     </w:p>
     <w:p>
@@ -883,7 +1599,7 @@
           <w:color w:val="4A4A49"/>
           <w:sz w:val="22"/>
         </w:rPr>
-        <w:t>Costos sin factura real</w:t>
+        <w:t>Clase autonoma: de gasto de capital a gasto operativo medido</w:t>
       </w:r>
     </w:p>
     <w:p>
@@ -896,7 +1612,7 @@
           <w:color w:val="4A4A49"/>
           <w:sz w:val="22"/>
         </w:rPr>
-        <w:t>Sostenibilidad</w:t>
+        <w:t>CloudLite no tiene factura real, y por que igual se estima</w:t>
       </w:r>
     </w:p>
     <w:p>
@@ -909,33 +1625,7 @@
           <w:color w:val="4A4A49"/>
           <w:sz w:val="22"/>
         </w:rPr>
-        <w:t>Clase autonoma: de gasto de capital a gasto operativo medido</w:t>
-      </w:r>
-    </w:p>
-    <w:p>
-      <w:pPr>
-        <w:pStyle w:val="ListNumber"/>
-      </w:pPr>
-      <w:r>
-        <w:rPr>
-          <w:b w:val="0"/>
-          <w:color w:val="4A4A49"/>
-          <w:sz w:val="22"/>
-        </w:rPr>
-        <w:t>CloudLite no tiene factura real, y por que igual se estima (1/2)</w:t>
-      </w:r>
-    </w:p>
-    <w:p>
-      <w:pPr>
-        <w:pStyle w:val="ListNumber"/>
-      </w:pPr>
-      <w:r>
-        <w:rPr>
-          <w:b w:val="0"/>
-          <w:color w:val="4A4A49"/>
-          <w:sz w:val="22"/>
-        </w:rPr>
-        <w:t>CloudLite no tiene factura real, y por que igual se estima (2/2)</w:t>
+        <w:t>Costos sin factura real</w:t>
       </w:r>
     </w:p>
     <w:p>
@@ -961,20 +1651,7 @@
           <w:color w:val="4A4A49"/>
           <w:sz w:val="22"/>
         </w:rPr>
-        <w:t>Primer ejemplo: la tabla de costos, componente por componente (1/2)</w:t>
-      </w:r>
-    </w:p>
-    <w:p>
-      <w:pPr>
-        <w:pStyle w:val="ListNumber"/>
-      </w:pPr>
-      <w:r>
-        <w:rPr>
-          <w:b w:val="0"/>
-          <w:color w:val="4A4A49"/>
-          <w:sz w:val="22"/>
-        </w:rPr>
-        <w:t>Primer ejemplo: la tabla de costos, componente por componente (2/2)</w:t>
+        <w:t>Primer ejemplo: la tabla de costos, componente por componente</w:t>
       </w:r>
     </w:p>
     <w:p>
@@ -1000,7 +1677,7 @@
           <w:color w:val="4A4A49"/>
           <w:sz w:val="22"/>
         </w:rPr>
-        <w:t>Right-sizing: tres acciones ancladas en observacion (1/2)</w:t>
+        <w:t>Right-sizing: tres acciones ancladas en observacion</w:t>
       </w:r>
     </w:p>
     <w:p>
@@ -1013,59 +1690,7 @@
           <w:color w:val="4A4A49"/>
           <w:sz w:val="22"/>
         </w:rPr>
-        <w:t>Right-sizing: tres acciones ancladas en observacion (2/2)</w:t>
-      </w:r>
-    </w:p>
-    <w:p>
-      <w:pPr>
-        <w:pStyle w:val="ListNumber"/>
-      </w:pPr>
-      <w:r>
-        <w:rPr>
-          <w:b w:val="0"/>
-          <w:color w:val="4A4A49"/>
-          <w:sz w:val="22"/>
-        </w:rPr>
-        <w:t>Sostenibilidad tecnica antes que ambiental (1/2)</w:t>
-      </w:r>
-    </w:p>
-    <w:p>
-      <w:pPr>
-        <w:pStyle w:val="ListNumber"/>
-      </w:pPr>
-      <w:r>
-        <w:rPr>
-          <w:b w:val="0"/>
-          <w:color w:val="4A4A49"/>
-          <w:sz w:val="22"/>
-        </w:rPr>
-        <w:t>Sostenibilidad tecnica antes que ambiental (2/2)</w:t>
-      </w:r>
-    </w:p>
-    <w:p>
-      <w:pPr>
-        <w:pStyle w:val="ListNumber"/>
-      </w:pPr>
-      <w:r>
-        <w:rPr>
-          <w:b w:val="0"/>
-          <w:color w:val="4A4A49"/>
-          <w:sz w:val="22"/>
-        </w:rPr>
-        <w:t>Preguntas frecuentes y cierre conceptual (1/2)</w:t>
-      </w:r>
-    </w:p>
-    <w:p>
-      <w:pPr>
-        <w:pStyle w:val="ListNumber"/>
-      </w:pPr>
-      <w:r>
-        <w:rPr>
-          <w:b w:val="0"/>
-          <w:color w:val="4A4A49"/>
-          <w:sz w:val="22"/>
-        </w:rPr>
-        <w:t>Preguntas frecuentes y cierre conceptual (2/2)</w:t>
+        <w:t>Sostenibilidad</w:t>
       </w:r>
     </w:p>
     <w:p>

--- a/Arquitectura de Sistemas Computacionales/Kit docente/Clase 10/Guion Docente Clase 10 - Costos y sostenibilidad cloud.docx
+++ b/Arquitectura de Sistemas Computacionales/Kit docente/Clase 10/Guion Docente Clase 10 - Costos y sostenibilidad cloud.docx
@@ -150,7 +150,7 @@
           <w:color w:val="4A4A49"/>
           <w:sz w:val="22"/>
         </w:rPr>
-        <w:t>Proponer 3 apalancamientos de ahorro sin romper el diseño.</w:t>
+        <w:t>Proponer 3 medidas de ahorro sin romper el diseño.</w:t>
       </w:r>
     </w:p>
     <w:p>
@@ -318,7 +318,7 @@
           <w:color w:val="4A4A49"/>
           <w:sz w:val="22"/>
         </w:rPr>
-        <w:t>En un centro de datos propio el gasto es de capital: se compra un servidor, se paga por adelantado, se amortiza en tres o cinco anos, y desde ese momento dejarlo encendido una hora mas no aparece en ninguna factura visible.</w:t>
+        <w:t>En un centro de datos propio el gasto es de capital: se compra un servidor, se paga por adelantado, su costo se reparte en tres o cinco anos, y desde ese momento dejarlo encendido una hora mas no aparece en ninguna factura visible.</w:t>
       </w:r>
     </w:p>
     <w:p>
@@ -845,7 +845,7 @@
           <w:color w:val="4A4A49"/>
           <w:sz w:val="22"/>
         </w:rPr>
-        <w:t>Un error comun es costear solo el computo y olvidar el egress: en servicios que entregan archivos a muchos usuarios, la transferencia de salida puede superar al computo.</w:t>
+        <w:t>Un error comun es calcular solo el costo del computo y olvidar el egress: en servicios que entregan archivos a muchos usuarios, la transferencia de salida puede superar al computo.</w:t>
       </w:r>
     </w:p>
     <w:p>
@@ -1045,7 +1045,7 @@
           <w:color w:val="4A4A49"/>
           <w:sz w:val="22"/>
         </w:rPr>
-        <w:t>(No se proyecta) La conclusion es contraintuitiva y por eso vale en clase: el driver del componente "almacenamiento de archivos" no es el almacenamiento, es el trafico, y la mitigacion no es contable sino arquitectonica, poner una cache o una red de distribucion de contenido delante para que el mismo archivo no salga del origen veinte veces.</w:t>
+        <w:t>(No se proyecta) La conclusion sorprende y por eso vale en clase: el driver del componente "almacenamiento de archivos" no es el almacenamiento, es el trafico, y la mitigacion no es contable sino arquitectonica, poner una cache o una red de distribucion de contenido delante para que el mismo archivo no salga del origen veinte veces.</w:t>
       </w:r>
     </w:p>
     <w:p>
@@ -2267,7 +2267,7 @@
           <w:color w:val="4A4A49"/>
           <w:sz w:val="22"/>
         </w:rPr>
-        <w:t>Paso 1: construya en la pregunta 11 la tabla de costos con una fila por cada componente de su despliegue y las columnas componente, driver, nivel B/M/A y apalancamiento; verifique que cada driver sea una variable contable (horas encendidas, GB de salida, GB almacenados, minutos de CI) y no «el uso».</w:t>
+        <w:t>Paso 1: construya en la pregunta 11 la tabla de costos con una fila por cada componente de su despliegue y las columnas componente, driver, nivel B/M/A y medida de ahorro; verifique que cada driver sea una variable contable (horas encendidas, GB de salida, GB almacenados, minutos de CI) y no «el uso».</w:t>
       </w:r>
     </w:p>
     <w:p>
@@ -2645,7 +2645,7 @@
           <w:color w:val="4A4A49"/>
           <w:sz w:val="18"/>
         </w:rPr>
-        <w:t>1) Abre Navegador · editor de texto del curso y repite la demo de este guion.  2) Captura solo la ventana útil, no el escritorio completo.  3) Recorta a ~1200 px de ancho.  4) Guárdala como Kit docente/Clase 10/Capturas/demo-clase10.png.  5) Vuelve a generar el guion y la imagen queda embebida aquí sola. Detalle en Capturas/README.txt.</w:t>
+        <w:t>1) Abre Navegador · editor de texto del curso y repite la demo de este guion.  2) Captura solo la ventana útil, no el escritorio completo.  3) Recorta a ~1200 px de ancho.  4) Guárdala como Kit docente/Clase 10/Capturas/demo-clase10.png.  5) Vuelve a generar el guion y la imagen queda insertada aquí sola. Detalle en Capturas/README.txt.</w:t>
       </w:r>
     </w:p>
     <w:p>
